--- a/EXPORTS/DOCX/published/niveau1/English/Sources.docx
+++ b/EXPORTS/DOCX/published/niveau1/English/Sources.docx
@@ -1289,13 +1289,38 @@
       </w:r>
       <w:r>
         <w:rPr>
+          <w:u w:val="single" w:color="0000ff"/>
           <w:rFonts w:ascii="Charis SIL Regular" w:hAnsi="Charis SIL Regular" w:eastAsia="Charis SIL Regular"/>
           <w:b w:val="0"/>
           <w:i w:val="0"/>
           <w:color w:val="000000"/>
           <w:sz w:val="24"/>
         </w:rPr>
-        <w:t xml:space="preserve">the </w:t>
+        <w:hyperlink r:id="rId15" w:history="1">
+          <w:r>
+            <w:rPr>
+              <w:rStyle w:val="Hyperlink"/>
+            </w:rPr>
+            <w:t>t</w:t>
+          </w:r>
+        </w:hyperlink>
+      </w:r>
+      <w:r>
+        <w:rPr>
+          <w:rFonts w:ascii="Charis SIL Regular" w:hAnsi="Charis SIL Regular" w:eastAsia="Charis SIL Regular"/>
+          <w:b w:val="0"/>
+          <w:i w:val="0"/>
+          <w:color w:val="000000"/>
+          <w:sz w:val="24"/>
+        </w:rPr>
+        <w:hyperlink r:id="rId15" w:history="1">
+          <w:r>
+            <w:rPr>
+              <w:rStyle w:val="Hyperlink"/>
+            </w:rPr>
+            <w:t xml:space="preserve">he </w:t>
+          </w:r>
+        </w:hyperlink>
       </w:r>
       <w:r>
         <w:rPr>
@@ -1894,7 +1919,61 @@
           <w:color w:val="000000"/>
           <w:sz w:val="24"/>
         </w:rPr>
-        <w:t>. They also provide an online search function for t</w:t>
+        <w:t>. They also provide an online search</w:t>
+      </w:r>
+      <w:r>
+        <w:rPr>
+          <w:u w:val="single" w:color="0000ff"/>
+          <w:rFonts w:ascii="Charis SIL Regular" w:hAnsi="Charis SIL Regular" w:eastAsia="Charis SIL Regular"/>
+          <w:b w:val="0"/>
+          <w:i w:val="0"/>
+          <w:color w:val="000000"/>
+          <w:sz w:val="24"/>
+        </w:rPr>
+        <w:hyperlink r:id="rId17" w:history="1">
+          <w:r>
+            <w:rPr>
+              <w:rStyle w:val="Hyperlink"/>
+            </w:rPr>
+            <w:t xml:space="preserve"> functi</w:t>
+          </w:r>
+        </w:hyperlink>
+      </w:r>
+      <w:r>
+        <w:rPr>
+          <w:u w:val="single" w:color="0000ff"/>
+          <w:rFonts w:ascii="Charis SIL Regular" w:hAnsi="Charis SIL Regular" w:eastAsia="Charis SIL Regular"/>
+          <w:b w:val="0"/>
+          <w:i w:val="0"/>
+          <w:color w:val="000000"/>
+          <w:sz w:val="24"/>
+        </w:rPr>
+        <w:hyperlink r:id="rId17" w:history="1">
+          <w:r>
+            <w:rPr>
+              <w:rStyle w:val="Hyperlink"/>
+            </w:rPr>
+            <w:t>on f</w:t>
+          </w:r>
+        </w:hyperlink>
+      </w:r>
+      <w:r>
+        <w:rPr>
+          <w:u w:val="single" w:color="0000ff"/>
+          <w:rFonts w:ascii="Charis SIL Regular" w:hAnsi="Charis SIL Regular" w:eastAsia="Charis SIL Regular"/>
+          <w:b w:val="0"/>
+          <w:i w:val="0"/>
+          <w:color w:val="000000"/>
+          <w:sz w:val="24"/>
+        </w:rPr>
+        <w:hyperlink r:id="rId17" w:history="1">
+          <w:r>
+            <w:rPr>
+              <w:rStyle w:val="Hyperlink"/>
+            </w:rPr>
+            <w:t>or t</w:t>
+          </w:r>
+        </w:hyperlink>
       </w:r>
       <w:r>
         <w:rPr>
@@ -3424,7 +3503,7 @@
           <w:sz w:val="24"/>
           <w:u w:val="single"/>
         </w:rPr>
-        <w:hyperlink r:id="rId22" w:history="1">
+        <w:hyperlink r:id="rId24" w:history="1">
           <w:r>
             <w:rPr>
               <w:rStyle w:val="Hyperlink"/>
@@ -3544,9 +3623,8 @@
           <w:i w:val="0"/>
           <w:color w:val="0000FF"/>
           <w:sz w:val="24"/>
-          <w:u w:val="single"/>
-        </w:rPr>
-        <w:hyperlink r:id="rId24" w:history="1">
+        </w:rPr>
+        <w:hyperlink r:id="rId25" w:history="1">
           <w:r>
             <w:rPr>
               <w:rStyle w:val="Hyperlink"/>
@@ -3582,7 +3660,14 @@
           <w:color w:val="000000"/>
           <w:sz w:val="24"/>
         </w:rPr>
-        <w:t xml:space="preserve">. The </w:t>
+        <w:hyperlink r:id="rId23" w:history="1">
+          <w:r>
+            <w:rPr>
+              <w:rStyle w:val="Hyperlink"/>
+            </w:rPr>
+            <w:t xml:space="preserve">. The </w:t>
+          </w:r>
+        </w:hyperlink>
       </w:r>
       <w:r>
         <w:rPr>
@@ -3611,7 +3696,7 @@
           <w:sz w:val="24"/>
           <w:u w:val="single"/>
         </w:rPr>
-        <w:hyperlink r:id="rId25" w:history="1">
+        <w:hyperlink r:id="rId26" w:history="1">
           <w:r>
             <w:rPr>
               <w:rStyle w:val="Hyperlink"/>
@@ -3629,7 +3714,7 @@
           <w:sz w:val="24"/>
           <w:u w:val="single"/>
         </w:rPr>
-        <w:hyperlink r:id="rId25" w:history="1">
+        <w:hyperlink r:id="rId26" w:history="1">
           <w:r>
             <w:rPr>
               <w:rStyle w:val="Hyperlink"/>
@@ -3658,7 +3743,7 @@
           <w:sz w:val="24"/>
           <w:u w:val="single"/>
         </w:rPr>
-        <w:hyperlink r:id="rId25" w:history="1">
+        <w:hyperlink r:id="rId26" w:history="1">
           <w:r>
             <w:rPr>
               <w:rStyle w:val="Hyperlink"/>
@@ -3687,7 +3772,7 @@
           <w:sz w:val="24"/>
           <w:u w:val="single"/>
         </w:rPr>
-        <w:hyperlink r:id="rId25" w:history="1">
+        <w:hyperlink r:id="rId26" w:history="1">
           <w:r>
             <w:rPr>
               <w:rStyle w:val="Hyperlink"/>
@@ -3726,7 +3811,7 @@
           <w:sz w:val="24"/>
           <w:u w:val="single"/>
         </w:rPr>
-        <w:hyperlink r:id="rId26" w:history="1">
+        <w:hyperlink r:id="rId24" w:history="1">
           <w:r>
             <w:rPr>
               <w:rStyle w:val="Hyperlink"/>
@@ -3762,7 +3847,7 @@
           <w:sz w:val="24"/>
           <w:u w:val="single"/>
         </w:rPr>
-        <w:hyperlink r:id="rId24" w:history="1">
+        <w:hyperlink r:id="rId25" w:history="1">
           <w:r>
             <w:rPr>
               <w:rStyle w:val="Hyperlink"/>
@@ -3791,7 +3876,7 @@
           <w:sz w:val="24"/>
           <w:u w:val="single"/>
         </w:rPr>
-        <w:hyperlink r:id="rId24" w:history="1">
+        <w:hyperlink r:id="rId25" w:history="1">
           <w:r>
             <w:rPr>
               <w:rStyle w:val="Hyperlink"/>
@@ -3820,7 +3905,7 @@
           <w:sz w:val="24"/>
           <w:u w:val="single"/>
         </w:rPr>
-        <w:hyperlink r:id="rId24" w:history="1">
+        <w:hyperlink r:id="rId25" w:history="1">
           <w:r>
             <w:rPr>
               <w:rStyle w:val="Hyperlink"/>
@@ -3866,7 +3951,7 @@
           <w:color w:val="000000"/>
           <w:sz w:val="24"/>
         </w:rPr>
-        <w:hyperlink r:id="rId25" w:history="1">
+        <w:hyperlink r:id="rId26" w:history="1">
           <w:r>
             <w:rPr>
               <w:rStyle w:val="Hyperlink"/>
@@ -3884,7 +3969,7 @@
           <w:color w:val="000000"/>
           <w:sz w:val="24"/>
         </w:rPr>
-        <w:hyperlink r:id="rId25" w:history="1">
+        <w:hyperlink r:id="rId26" w:history="1">
           <w:r>
             <w:rPr>
               <w:rStyle w:val="Hyperlink"/>
@@ -4878,7 +4963,7 @@
           <w:sz w:val="24"/>
           <w:u w:val="single"/>
         </w:rPr>
-        <w:hyperlink r:id="rId31" w:history="1">
+        <w:hyperlink r:id="rId33" w:history="1">
           <w:r>
             <w:rPr>
               <w:rStyle w:val="Hyperlink"/>
@@ -4907,7 +4992,7 @@
           <w:sz w:val="24"/>
           <w:u w:val="single"/>
         </w:rPr>
-        <w:hyperlink r:id="rId31" w:history="1">
+        <w:hyperlink r:id="rId33" w:history="1">
           <w:r>
             <w:rPr>
               <w:rStyle w:val="Hyperlink"/>
@@ -4925,7 +5010,7 @@
           <w:sz w:val="24"/>
           <w:u w:val="single"/>
         </w:rPr>
-        <w:hyperlink r:id="rId31" w:history="1">
+        <w:hyperlink r:id="rId33" w:history="1">
           <w:r>
             <w:rPr>
               <w:rStyle w:val="Hyperlink"/>

--- a/EXPORTS/DOCX/published/niveau1/English/Sources.docx
+++ b/EXPORTS/DOCX/published/niveau1/English/Sources.docx
@@ -1271,56 +1271,13 @@
       </w:r>
       <w:r>
         <w:rPr>
-          <w:u w:val="single" w:color="0000ff"/>
           <w:rFonts w:ascii="Charis SIL Regular" w:hAnsi="Charis SIL Regular" w:eastAsia="Charis SIL Regular"/>
           <w:b w:val="0"/>
           <w:i w:val="0"/>
           <w:color w:val="000000"/>
           <w:sz w:val="24"/>
         </w:rPr>
-        <w:hyperlink r:id="rId15" w:history="1">
-          <w:r>
-            <w:rPr>
-              <w:rStyle w:val="Hyperlink"/>
-            </w:rPr>
-            <w:t xml:space="preserve">now part of </w:t>
-          </w:r>
-        </w:hyperlink>
-      </w:r>
-      <w:r>
-        <w:rPr>
-          <w:u w:val="single" w:color="0000ff"/>
-          <w:rFonts w:ascii="Charis SIL Regular" w:hAnsi="Charis SIL Regular" w:eastAsia="Charis SIL Regular"/>
-          <w:b w:val="0"/>
-          <w:i w:val="0"/>
-          <w:color w:val="000000"/>
-          <w:sz w:val="24"/>
-        </w:rPr>
-        <w:hyperlink r:id="rId15" w:history="1">
-          <w:r>
-            <w:rPr>
-              <w:rStyle w:val="Hyperlink"/>
-            </w:rPr>
-            <w:t>t</w:t>
-          </w:r>
-        </w:hyperlink>
-      </w:r>
-      <w:r>
-        <w:rPr>
-          <w:rFonts w:ascii="Charis SIL Regular" w:hAnsi="Charis SIL Regular" w:eastAsia="Charis SIL Regular"/>
-          <w:b w:val="0"/>
-          <w:i w:val="0"/>
-          <w:color w:val="000000"/>
-          <w:sz w:val="24"/>
-        </w:rPr>
-        <w:hyperlink r:id="rId15" w:history="1">
-          <w:r>
-            <w:rPr>
-              <w:rStyle w:val="Hyperlink"/>
-            </w:rPr>
-            <w:t xml:space="preserve">he </w:t>
-          </w:r>
-        </w:hyperlink>
+        <w:t xml:space="preserve">now part of the </w:t>
       </w:r>
       <w:r>
         <w:rPr>
@@ -2513,7 +2470,7 @@
           <w:sz w:val="24"/>
           <w:u w:val="single"/>
         </w:rPr>
-        <w:hyperlink r:id="rId19" w:history="1">
+        <w:hyperlink r:id="rId18" w:history="1">
           <w:r>
             <w:rPr>
               <w:rStyle w:val="Hyperlink"/>
@@ -2531,7 +2488,7 @@
           <w:sz w:val="24"/>
           <w:u w:val="single"/>
         </w:rPr>
-        <w:hyperlink r:id="rId19" w:history="1">
+        <w:hyperlink r:id="rId18" w:history="1">
           <w:r>
             <w:rPr>
               <w:rStyle w:val="Hyperlink"/>
@@ -3232,7 +3189,7 @@
           <w:sz w:val="24"/>
           <w:u w:val="single"/>
         </w:rPr>
-        <w:hyperlink r:id="rId16" w:history="1">
+        <w:hyperlink r:id="rId22" w:history="1">
           <w:r>
             <w:rPr>
               <w:rStyle w:val="Hyperlink"/>
@@ -3261,7 +3218,7 @@
           <w:sz w:val="24"/>
           <w:u w:val="single"/>
         </w:rPr>
-        <w:hyperlink r:id="rId16" w:history="1">
+        <w:hyperlink r:id="rId22" w:history="1">
           <w:r>
             <w:rPr>
               <w:rStyle w:val="Hyperlink"/>
@@ -3379,7 +3336,7 @@
           <w:sz w:val="24"/>
           <w:u w:val="single"/>
         </w:rPr>
-        <w:hyperlink r:id="rId22" w:history="1">
+        <w:hyperlink r:id="rId23" w:history="1">
           <w:r>
             <w:rPr>
               <w:rStyle w:val="Hyperlink"/>
@@ -3408,7 +3365,7 @@
           <w:sz w:val="24"/>
           <w:u w:val="single"/>
         </w:rPr>
-        <w:hyperlink r:id="rId22" w:history="1">
+        <w:hyperlink r:id="rId23" w:history="1">
           <w:r>
             <w:rPr>
               <w:rStyle w:val="Hyperlink"/>
@@ -3437,7 +3394,7 @@
           <w:sz w:val="24"/>
           <w:u w:val="single"/>
         </w:rPr>
-        <w:hyperlink r:id="rId22" w:history="1">
+        <w:hyperlink r:id="rId23" w:history="1">
           <w:r>
             <w:rPr>
               <w:rStyle w:val="Hyperlink"/>
@@ -3465,7 +3422,7 @@
           <w:sz w:val="24"/>
           <w:u w:val="single"/>
         </w:rPr>
-        <w:hyperlink r:id="rId23" w:history="1">
+        <w:hyperlink r:id="rId24" w:history="1">
           <w:r>
             <w:rPr>
               <w:rStyle w:val="Hyperlink"/>
@@ -3503,7 +3460,7 @@
           <w:sz w:val="24"/>
           <w:u w:val="single"/>
         </w:rPr>
-        <w:hyperlink r:id="rId24" w:history="1">
+        <w:hyperlink r:id="rId23" w:history="1">
           <w:r>
             <w:rPr>
               <w:rStyle w:val="Hyperlink"/>
@@ -3521,7 +3478,7 @@
           <w:sz w:val="24"/>
           <w:u w:val="single"/>
         </w:rPr>
-        <w:hyperlink r:id="rId22" w:history="1">
+        <w:hyperlink r:id="rId23" w:history="1">
           <w:r>
             <w:rPr>
               <w:rStyle w:val="Hyperlink"/>
@@ -3539,7 +3496,7 @@
           <w:sz w:val="24"/>
           <w:u w:val="single"/>
         </w:rPr>
-        <w:hyperlink r:id="rId22" w:history="1">
+        <w:hyperlink r:id="rId23" w:history="1">
           <w:r>
             <w:rPr>
               <w:rStyle w:val="Hyperlink"/>
@@ -3568,7 +3525,7 @@
           <w:sz w:val="24"/>
           <w:u w:val="single"/>
         </w:rPr>
-        <w:hyperlink r:id="rId22" w:history="1">
+        <w:hyperlink r:id="rId23" w:history="1">
           <w:r>
             <w:rPr>
               <w:rStyle w:val="Hyperlink"/>
@@ -3597,7 +3554,7 @@
           <w:color w:val="000000"/>
           <w:sz w:val="24"/>
         </w:rPr>
-        <w:hyperlink r:id="rId22" w:history="1">
+        <w:hyperlink r:id="rId23" w:history="1">
           <w:r>
             <w:rPr>
               <w:rStyle w:val="Hyperlink"/>
@@ -3642,7 +3599,7 @@
           <w:sz w:val="24"/>
           <w:u w:val="single"/>
         </w:rPr>
-        <w:hyperlink r:id="rId23" w:history="1">
+        <w:hyperlink r:id="rId24" w:history="1">
           <w:r>
             <w:rPr>
               <w:rStyle w:val="Hyperlink"/>
@@ -3660,7 +3617,7 @@
           <w:color w:val="000000"/>
           <w:sz w:val="24"/>
         </w:rPr>
-        <w:hyperlink r:id="rId23" w:history="1">
+        <w:hyperlink r:id="rId24" w:history="1">
           <w:r>
             <w:rPr>
               <w:rStyle w:val="Hyperlink"/>
@@ -3678,7 +3635,7 @@
           <w:sz w:val="24"/>
           <w:u w:val="single"/>
         </w:rPr>
-        <w:hyperlink r:id="rId23" w:history="1">
+        <w:hyperlink r:id="rId24" w:history="1">
           <w:r>
             <w:rPr>
               <w:rStyle w:val="Hyperlink"/>
@@ -3789,18 +3746,7 @@
           <w:color w:val="000000"/>
           <w:sz w:val="24"/>
         </w:rPr>
-        <w:t xml:space="preserve"> is the cu</w:t>
-      </w:r>
-      <w:r>
-        <w:rPr>
-          <w:u w:val="single" w:color="0000ff"/>
-          <w:rFonts w:ascii="Charis SIL Regular" w:hAnsi="Charis SIL Regular" w:eastAsia="Charis SIL Regular"/>
-          <w:b w:val="0"/>
-          <w:i w:val="0"/>
-          <w:color w:val="000000"/>
-          <w:sz w:val="24"/>
-        </w:rPr>
-        <w:t xml:space="preserve">stodian of the </w:t>
+        <w:t xml:space="preserve"> is the custodian of the </w:t>
       </w:r>
       <w:r>
         <w:rPr>
@@ -3811,7 +3757,7 @@
           <w:sz w:val="24"/>
           <w:u w:val="single"/>
         </w:rPr>
-        <w:hyperlink r:id="rId24" w:history="1">
+        <w:hyperlink r:id="rId27" w:history="1">
           <w:r>
             <w:rPr>
               <w:rStyle w:val="Hyperlink"/>
@@ -3829,7 +3775,7 @@
           <w:sz w:val="24"/>
           <w:u w:val="single"/>
         </w:rPr>
-        <w:hyperlink r:id="rId27" w:history="1">
+        <w:hyperlink r:id="rId28" w:history="1">
           <w:r>
             <w:rPr>
               <w:rStyle w:val="Hyperlink"/>
@@ -3923,7 +3869,7 @@
           <w:sz w:val="24"/>
           <w:u w:val="single"/>
         </w:rPr>
-        <w:hyperlink r:id="rId27" w:history="1">
+        <w:hyperlink r:id="rId28" w:history="1">
           <w:r>
             <w:rPr>
               <w:rStyle w:val="Hyperlink"/>
@@ -4027,7 +3973,7 @@
           <w:sz w:val="24"/>
           <w:u w:val="single"/>
         </w:rPr>
-        <w:hyperlink r:id="rId28" w:history="1">
+        <w:hyperlink r:id="rId29" w:history="1">
           <w:r>
             <w:rPr>
               <w:rStyle w:val="Hyperlink"/>
@@ -4056,7 +4002,7 @@
           <w:sz w:val="24"/>
           <w:u w:val="single"/>
         </w:rPr>
-        <w:hyperlink r:id="rId28" w:history="1">
+        <w:hyperlink r:id="rId29" w:history="1">
           <w:r>
             <w:rPr>
               <w:rStyle w:val="Hyperlink"/>
@@ -4084,7 +4030,7 @@
           <w:sz w:val="24"/>
           <w:u w:val="single"/>
         </w:rPr>
-        <w:hyperlink r:id="rId29" w:history="1">
+        <w:hyperlink r:id="rId30" w:history="1">
           <w:r>
             <w:rPr>
               <w:rStyle w:val="Hyperlink"/>
@@ -4113,7 +4059,7 @@
           <w:sz w:val="24"/>
           <w:u w:val="single"/>
         </w:rPr>
-        <w:hyperlink r:id="rId29" w:history="1">
+        <w:hyperlink r:id="rId30" w:history="1">
           <w:r>
             <w:rPr>
               <w:rStyle w:val="Hyperlink"/>
@@ -4142,7 +4088,7 @@
           <w:sz w:val="24"/>
           <w:u w:val="single"/>
         </w:rPr>
-        <w:hyperlink r:id="rId29" w:history="1">
+        <w:hyperlink r:id="rId30" w:history="1">
           <w:r>
             <w:rPr>
               <w:rStyle w:val="Hyperlink"/>
@@ -4380,7 +4326,7 @@
           <w:sz w:val="24"/>
           <w:u w:val="single"/>
         </w:rPr>
-        <w:hyperlink r:id="rId30" w:history="1">
+        <w:hyperlink r:id="rId31" w:history="1">
           <w:r>
             <w:rPr>
               <w:rStyle w:val="Hyperlink"/>
@@ -4409,7 +4355,7 @@
           <w:sz w:val="24"/>
           <w:u w:val="single"/>
         </w:rPr>
-        <w:hyperlink r:id="rId30" w:history="1">
+        <w:hyperlink r:id="rId31" w:history="1">
           <w:r>
             <w:rPr>
               <w:rStyle w:val="Hyperlink"/>
@@ -4438,7 +4384,7 @@
           <w:sz w:val="24"/>
           <w:u w:val="single"/>
         </w:rPr>
-        <w:hyperlink r:id="rId30" w:history="1">
+        <w:hyperlink r:id="rId31" w:history="1">
           <w:r>
             <w:rPr>
               <w:rStyle w:val="Hyperlink"/>
@@ -4456,7 +4402,7 @@
           <w:sz w:val="24"/>
           <w:u w:val="single"/>
         </w:rPr>
-        <w:hyperlink r:id="rId30" w:history="1">
+        <w:hyperlink r:id="rId31" w:history="1">
           <w:r>
             <w:rPr>
               <w:rStyle w:val="Hyperlink"/>
@@ -4484,7 +4430,7 @@
           <w:sz w:val="24"/>
           <w:u w:val="single"/>
         </w:rPr>
-        <w:hyperlink r:id="rId31" w:history="1">
+        <w:hyperlink r:id="rId32" w:history="1">
           <w:r>
             <w:rPr>
               <w:rStyle w:val="Hyperlink"/>
@@ -4513,7 +4459,7 @@
           <w:sz w:val="24"/>
           <w:u w:val="single"/>
         </w:rPr>
-        <w:hyperlink r:id="rId31" w:history="1">
+        <w:hyperlink r:id="rId32" w:history="1">
           <w:r>
             <w:rPr>
               <w:rStyle w:val="Hyperlink"/>
@@ -4542,7 +4488,7 @@
           <w:sz w:val="24"/>
           <w:u w:val="single"/>
         </w:rPr>
-        <w:hyperlink r:id="rId31" w:history="1">
+        <w:hyperlink r:id="rId32" w:history="1">
           <w:r>
             <w:rPr>
               <w:rStyle w:val="Hyperlink"/>
@@ -4571,7 +4517,7 @@
           <w:sz w:val="24"/>
           <w:u w:val="single"/>
         </w:rPr>
-        <w:hyperlink r:id="rId31" w:history="1">
+        <w:hyperlink r:id="rId32" w:history="1">
           <w:r>
             <w:rPr>
               <w:rStyle w:val="Hyperlink"/>
@@ -4599,7 +4545,7 @@
           <w:sz w:val="24"/>
           <w:u w:val="single"/>
         </w:rPr>
-        <w:hyperlink r:id="rId32" w:history="1">
+        <w:hyperlink r:id="rId33" w:history="1">
           <w:r>
             <w:rPr>
               <w:rStyle w:val="Hyperlink"/>
@@ -4628,300 +4574,12 @@
           <w:sz w:val="24"/>
           <w:u w:val="single"/>
         </w:rPr>
-        <w:hyperlink r:id="rId32" w:history="1">
+        <w:hyperlink r:id="rId33" w:history="1">
           <w:r>
             <w:rPr>
               <w:rStyle w:val="Hyperlink"/>
             </w:rPr>
             <w:t>Archive</w:t>
-          </w:r>
-        </w:hyperlink>
-      </w:r>
-      <w:r>
-        <w:rPr>
-          <w:rFonts w:ascii="Charis SIL Regular" w:hAnsi="Charis SIL Regular" w:eastAsia="Charis SIL Regular"/>
-          <w:b w:val="0"/>
-          <w:i w:val="0"/>
-          <w:color w:val="0000FF"/>
-          <w:sz w:val="24"/>
-          <w:u w:val="single"/>
-        </w:rPr>
-        <w:hyperlink r:id="rId30" w:history="1">
-          <w:r>
-            <w:rPr>
-              <w:rStyle w:val="Hyperlink"/>
-            </w:rPr>
-            <w:t>s</w:t>
-          </w:r>
-        </w:hyperlink>
-      </w:r>
-      <w:r>
-        <w:rPr>
-          <w:rFonts w:ascii="Charis SIL Regular" w:hAnsi="Charis SIL Regular" w:eastAsia="Charis SIL Regular"/>
-          <w:b w:val="0"/>
-          <w:i w:val="0"/>
-          <w:color w:val="0000FF"/>
-          <w:sz w:val="24"/>
-          <w:u w:val="single"/>
-        </w:rPr>
-        <w:t xml:space="preserve"> </w:t>
-      </w:r>
-      <w:r>
-        <w:rPr>
-          <w:rFonts w:ascii="Charis SIL Regular" w:hAnsi="Charis SIL Regular" w:eastAsia="Charis SIL Regular"/>
-          <w:b w:val="0"/>
-          <w:i w:val="0"/>
-          <w:color w:val="0000FF"/>
-          <w:sz w:val="24"/>
-          <w:u w:val="single"/>
-        </w:rPr>
-        <w:hyperlink r:id="rId30" w:history="1">
-          <w:r>
-            <w:rPr>
-              <w:rStyle w:val="Hyperlink"/>
-            </w:rPr>
-            <w:t>of</w:t>
-          </w:r>
-        </w:hyperlink>
-      </w:r>
-      <w:r>
-        <w:rPr>
-          <w:rFonts w:ascii="Charis SIL Regular" w:hAnsi="Charis SIL Regular" w:eastAsia="Charis SIL Regular"/>
-          <w:b w:val="0"/>
-          <w:i w:val="0"/>
-          <w:color w:val="0000FF"/>
-          <w:sz w:val="24"/>
-          <w:u w:val="single"/>
-        </w:rPr>
-        <w:t xml:space="preserve"> </w:t>
-      </w:r>
-      <w:r>
-        <w:rPr>
-          <w:rFonts w:ascii="Charis SIL Regular" w:hAnsi="Charis SIL Regular" w:eastAsia="Charis SIL Regular"/>
-          <w:b w:val="0"/>
-          <w:i w:val="0"/>
-          <w:color w:val="0000FF"/>
-          <w:sz w:val="24"/>
-          <w:u w:val="single"/>
-        </w:rPr>
-        <w:hyperlink r:id="rId30" w:history="1">
-          <w:r>
-            <w:rPr>
-              <w:rStyle w:val="Hyperlink"/>
-            </w:rPr>
-            <w:t>Sri</w:t>
-          </w:r>
-        </w:hyperlink>
-      </w:r>
-      <w:r>
-        <w:rPr>
-          <w:rFonts w:ascii="Charis SIL Regular" w:hAnsi="Charis SIL Regular" w:eastAsia="Charis SIL Regular"/>
-          <w:b w:val="0"/>
-          <w:i w:val="0"/>
-          <w:color w:val="0000FF"/>
-          <w:sz w:val="24"/>
-          <w:u w:val="single"/>
-        </w:rPr>
-        <w:t xml:space="preserve"> </w:t>
-      </w:r>
-      <w:r>
-        <w:rPr>
-          <w:rFonts w:ascii="Charis SIL Regular" w:hAnsi="Charis SIL Regular" w:eastAsia="Charis SIL Regular"/>
-          <w:b w:val="0"/>
-          <w:i w:val="0"/>
-          <w:color w:val="0000FF"/>
-          <w:sz w:val="24"/>
-          <w:u w:val="single"/>
-        </w:rPr>
-        <w:hyperlink r:id="rId30" w:history="1">
-          <w:r>
-            <w:rPr>
-              <w:rStyle w:val="Hyperlink"/>
-            </w:rPr>
-            <w:t>L</w:t>
-          </w:r>
-        </w:hyperlink>
-      </w:r>
-      <w:r>
-        <w:rPr>
-          <w:rFonts w:ascii="Charis SIL Regular" w:hAnsi="Charis SIL Regular" w:eastAsia="Charis SIL Regular"/>
-          <w:b w:val="0"/>
-          <w:i w:val="0"/>
-          <w:color w:val="0000FF"/>
-          <w:sz w:val="24"/>
-          <w:u w:val="single"/>
-        </w:rPr>
-        <w:hyperlink r:id="rId30" w:history="1">
-          <w:r>
-            <w:rPr>
-              <w:rStyle w:val="Hyperlink"/>
-            </w:rPr>
-            <w:t>a</w:t>
-          </w:r>
-        </w:hyperlink>
-      </w:r>
-      <w:r>
-        <w:rPr>
-          <w:rFonts w:ascii="Charis SIL Regular" w:hAnsi="Charis SIL Regular" w:eastAsia="Charis SIL Regular"/>
-          <w:b w:val="0"/>
-          <w:i w:val="0"/>
-          <w:color w:val="0000FF"/>
-          <w:sz w:val="24"/>
-          <w:u w:val="single"/>
-        </w:rPr>
-        <w:hyperlink r:id="rId30" w:history="1">
-          <w:r>
-            <w:rPr>
-              <w:rStyle w:val="Hyperlink"/>
-            </w:rPr>
-            <w:t>nka</w:t>
-          </w:r>
-        </w:hyperlink>
-      </w:r>
-      <w:r>
-        <w:rPr>
-          <w:u w:val="single" w:color="0000ff"/>
-          <w:rFonts w:ascii="Charis SIL Regular" w:hAnsi="Charis SIL Regular" w:eastAsia="Charis SIL Regular"/>
-          <w:b w:val="0"/>
-          <w:i w:val="0"/>
-          <w:color w:val="000000"/>
-          <w:sz w:val="24"/>
-        </w:rPr>
-        <w:hyperlink r:id="rId30" w:history="1">
-          <w:r>
-            <w:rPr>
-              <w:rStyle w:val="Hyperlink"/>
-            </w:rPr>
-            <w:t xml:space="preserve"> and</w:t>
-          </w:r>
-        </w:hyperlink>
-      </w:r>
-      <w:r>
-        <w:rPr>
-          <w:u w:val="single" w:color="0000ff"/>
-          <w:rFonts w:ascii="Charis SIL Regular" w:hAnsi="Charis SIL Regular" w:eastAsia="Charis SIL Regular"/>
-          <w:b w:val="0"/>
-          <w:i w:val="0"/>
-          <w:color w:val="000000"/>
-          <w:sz w:val="24"/>
-        </w:rPr>
-        <w:t xml:space="preserve"> </w:t>
-      </w:r>
-      <w:r>
-        <w:rPr>
-          <w:u w:val="single" w:color="0000ff"/>
-          <w:rFonts w:ascii="Charis SIL Regular" w:hAnsi="Charis SIL Regular" w:eastAsia="Charis SIL Regular"/>
-          <w:b w:val="0"/>
-          <w:i w:val="0"/>
-          <w:color w:val="000000"/>
-          <w:sz w:val="24"/>
-        </w:rPr>
-        <w:hyperlink r:id="rId30" w:history="1">
-          <w:r>
-            <w:rPr>
-              <w:rStyle w:val="Hyperlink"/>
-            </w:rPr>
-            <w:t>th</w:t>
-          </w:r>
-        </w:hyperlink>
-      </w:r>
-      <w:r>
-        <w:rPr>
-          <w:rFonts w:ascii="Charis SIL Regular" w:hAnsi="Charis SIL Regular" w:eastAsia="Charis SIL Regular"/>
-          <w:b w:val="0"/>
-          <w:i w:val="0"/>
-          <w:color w:val="000000"/>
-          <w:sz w:val="24"/>
-        </w:rPr>
-        <w:hyperlink r:id="rId30" w:history="1">
-          <w:r>
-            <w:rPr>
-              <w:rStyle w:val="Hyperlink"/>
-            </w:rPr>
-            <w:t xml:space="preserve">e </w:t>
-          </w:r>
-        </w:hyperlink>
-      </w:r>
-      <w:r>
-        <w:rPr>
-          <w:rFonts w:ascii="Charis SIL Regular" w:hAnsi="Charis SIL Regular" w:eastAsia="Charis SIL Regular"/>
-          <w:b w:val="0"/>
-          <w:i w:val="0"/>
-          <w:color w:val="0000FF"/>
-          <w:sz w:val="24"/>
-          <w:u w:val="single"/>
-        </w:rPr>
-        <w:hyperlink r:id="rId30" w:history="1">
-          <w:r>
-            <w:rPr>
-              <w:rStyle w:val="Hyperlink"/>
-            </w:rPr>
-            <w:t>National</w:t>
-          </w:r>
-        </w:hyperlink>
-      </w:r>
-      <w:r>
-        <w:rPr>
-          <w:rFonts w:ascii="Charis SIL Regular" w:hAnsi="Charis SIL Regular" w:eastAsia="Charis SIL Regular"/>
-          <w:b w:val="0"/>
-          <w:i w:val="0"/>
-          <w:color w:val="0000FF"/>
-          <w:sz w:val="24"/>
-          <w:u w:val="single"/>
-        </w:rPr>
-        <w:t xml:space="preserve"> </w:t>
-      </w:r>
-      <w:r>
-        <w:rPr>
-          <w:rFonts w:ascii="Charis SIL Regular" w:hAnsi="Charis SIL Regular" w:eastAsia="Charis SIL Regular"/>
-          <w:b w:val="0"/>
-          <w:i w:val="0"/>
-          <w:color w:val="0000FF"/>
-          <w:sz w:val="24"/>
-          <w:u w:val="single"/>
-        </w:rPr>
-        <w:hyperlink r:id="rId33" w:history="1">
-          <w:r>
-            <w:rPr>
-              <w:rStyle w:val="Hyperlink"/>
-            </w:rPr>
-            <w:t>A</w:t>
-          </w:r>
-        </w:hyperlink>
-      </w:r>
-      <w:r>
-        <w:rPr>
-          <w:rFonts w:ascii="Charis SIL Regular" w:hAnsi="Charis SIL Regular" w:eastAsia="Charis SIL Regular"/>
-          <w:b w:val="0"/>
-          <w:i w:val="0"/>
-          <w:color w:val="0000FF"/>
-          <w:sz w:val="24"/>
-          <w:u w:val="single"/>
-        </w:rPr>
-        <w:hyperlink r:id="rId31" w:history="1">
-          <w:r>
-            <w:rPr>
-              <w:rStyle w:val="Hyperlink"/>
-            </w:rPr>
-            <w:t>rchiv</w:t>
-          </w:r>
-        </w:hyperlink>
-      </w:r>
-      <w:r>
-        <w:rPr>
-          <w:rFonts w:ascii="Charis SIL Regular" w:hAnsi="Charis SIL Regular" w:eastAsia="Charis SIL Regular"/>
-          <w:b w:val="0"/>
-          <w:i w:val="0"/>
-          <w:color w:val="0000FF"/>
-          <w:sz w:val="24"/>
-          <w:u w:val="single"/>
-        </w:rPr>
-        <w:hyperlink r:id="rId31" w:history="1">
-          <w:r>
-            <w:rPr>
-              <w:rStyle w:val="Hyperlink"/>
-            </w:rPr>
-            <w:t>e</w:t>
           </w:r>
         </w:hyperlink>
       </w:r>
@@ -4963,7 +4621,7 @@
           <w:sz w:val="24"/>
           <w:u w:val="single"/>
         </w:rPr>
-        <w:hyperlink r:id="rId33" w:history="1">
+        <w:hyperlink r:id="rId31" w:history="1">
           <w:r>
             <w:rPr>
               <w:rStyle w:val="Hyperlink"/>
@@ -4997,6 +4655,294 @@
             <w:rPr>
               <w:rStyle w:val="Hyperlink"/>
             </w:rPr>
+            <w:t>Sri</w:t>
+          </w:r>
+        </w:hyperlink>
+      </w:r>
+      <w:r>
+        <w:rPr>
+          <w:rFonts w:ascii="Charis SIL Regular" w:hAnsi="Charis SIL Regular" w:eastAsia="Charis SIL Regular"/>
+          <w:b w:val="0"/>
+          <w:i w:val="0"/>
+          <w:color w:val="0000FF"/>
+          <w:sz w:val="24"/>
+          <w:u w:val="single"/>
+        </w:rPr>
+        <w:t xml:space="preserve"> </w:t>
+      </w:r>
+      <w:r>
+        <w:rPr>
+          <w:rFonts w:ascii="Charis SIL Regular" w:hAnsi="Charis SIL Regular" w:eastAsia="Charis SIL Regular"/>
+          <w:b w:val="0"/>
+          <w:i w:val="0"/>
+          <w:color w:val="0000FF"/>
+          <w:sz w:val="24"/>
+          <w:u w:val="single"/>
+        </w:rPr>
+        <w:hyperlink r:id="rId33" w:history="1">
+          <w:r>
+            <w:rPr>
+              <w:rStyle w:val="Hyperlink"/>
+            </w:rPr>
+            <w:t>L</w:t>
+          </w:r>
+        </w:hyperlink>
+      </w:r>
+      <w:r>
+        <w:rPr>
+          <w:rFonts w:ascii="Charis SIL Regular" w:hAnsi="Charis SIL Regular" w:eastAsia="Charis SIL Regular"/>
+          <w:b w:val="0"/>
+          <w:i w:val="0"/>
+          <w:color w:val="0000FF"/>
+          <w:sz w:val="24"/>
+          <w:u w:val="single"/>
+        </w:rPr>
+        <w:hyperlink r:id="rId33" w:history="1">
+          <w:r>
+            <w:rPr>
+              <w:rStyle w:val="Hyperlink"/>
+            </w:rPr>
+            <w:t>a</w:t>
+          </w:r>
+        </w:hyperlink>
+      </w:r>
+      <w:r>
+        <w:rPr>
+          <w:rFonts w:ascii="Charis SIL Regular" w:hAnsi="Charis SIL Regular" w:eastAsia="Charis SIL Regular"/>
+          <w:b w:val="0"/>
+          <w:i w:val="0"/>
+          <w:color w:val="0000FF"/>
+          <w:sz w:val="24"/>
+          <w:u w:val="single"/>
+        </w:rPr>
+        <w:hyperlink r:id="rId33" w:history="1">
+          <w:r>
+            <w:rPr>
+              <w:rStyle w:val="Hyperlink"/>
+            </w:rPr>
+            <w:t>nka</w:t>
+          </w:r>
+        </w:hyperlink>
+      </w:r>
+      <w:r>
+        <w:rPr>
+          <w:u w:val="single" w:color="0000ff"/>
+          <w:rFonts w:ascii="Charis SIL Regular" w:hAnsi="Charis SIL Regular" w:eastAsia="Charis SIL Regular"/>
+          <w:b w:val="0"/>
+          <w:i w:val="0"/>
+          <w:color w:val="000000"/>
+          <w:sz w:val="24"/>
+        </w:rPr>
+        <w:hyperlink r:id="rId31" w:history="1">
+          <w:r>
+            <w:rPr>
+              <w:rStyle w:val="Hyperlink"/>
+            </w:rPr>
+            <w:t xml:space="preserve"> and</w:t>
+          </w:r>
+        </w:hyperlink>
+      </w:r>
+      <w:r>
+        <w:rPr>
+          <w:u w:val="single" w:color="0000ff"/>
+          <w:rFonts w:ascii="Charis SIL Regular" w:hAnsi="Charis SIL Regular" w:eastAsia="Charis SIL Regular"/>
+          <w:b w:val="0"/>
+          <w:i w:val="0"/>
+          <w:color w:val="000000"/>
+          <w:sz w:val="24"/>
+        </w:rPr>
+        <w:t xml:space="preserve"> </w:t>
+      </w:r>
+      <w:r>
+        <w:rPr>
+          <w:u w:val="single" w:color="0000ff"/>
+          <w:rFonts w:ascii="Charis SIL Regular" w:hAnsi="Charis SIL Regular" w:eastAsia="Charis SIL Regular"/>
+          <w:b w:val="0"/>
+          <w:i w:val="0"/>
+          <w:color w:val="000000"/>
+          <w:sz w:val="24"/>
+        </w:rPr>
+        <w:hyperlink r:id="rId31" w:history="1">
+          <w:r>
+            <w:rPr>
+              <w:rStyle w:val="Hyperlink"/>
+            </w:rPr>
+            <w:t>th</w:t>
+          </w:r>
+        </w:hyperlink>
+      </w:r>
+      <w:r>
+        <w:rPr>
+          <w:rFonts w:ascii="Charis SIL Regular" w:hAnsi="Charis SIL Regular" w:eastAsia="Charis SIL Regular"/>
+          <w:b w:val="0"/>
+          <w:i w:val="0"/>
+          <w:color w:val="000000"/>
+          <w:sz w:val="24"/>
+        </w:rPr>
+        <w:hyperlink r:id="rId31" w:history="1">
+          <w:r>
+            <w:rPr>
+              <w:rStyle w:val="Hyperlink"/>
+            </w:rPr>
+            <w:t xml:space="preserve">e </w:t>
+          </w:r>
+        </w:hyperlink>
+      </w:r>
+      <w:r>
+        <w:rPr>
+          <w:rFonts w:ascii="Charis SIL Regular" w:hAnsi="Charis SIL Regular" w:eastAsia="Charis SIL Regular"/>
+          <w:b w:val="0"/>
+          <w:i w:val="0"/>
+          <w:color w:val="0000FF"/>
+          <w:sz w:val="24"/>
+          <w:u w:val="single"/>
+        </w:rPr>
+        <w:hyperlink r:id="rId34" w:history="1">
+          <w:r>
+            <w:rPr>
+              <w:rStyle w:val="Hyperlink"/>
+            </w:rPr>
+            <w:t>National</w:t>
+          </w:r>
+        </w:hyperlink>
+      </w:r>
+      <w:r>
+        <w:rPr>
+          <w:rFonts w:ascii="Charis SIL Regular" w:hAnsi="Charis SIL Regular" w:eastAsia="Charis SIL Regular"/>
+          <w:b w:val="0"/>
+          <w:i w:val="0"/>
+          <w:color w:val="0000FF"/>
+          <w:sz w:val="24"/>
+          <w:u w:val="single"/>
+        </w:rPr>
+        <w:t xml:space="preserve"> </w:t>
+      </w:r>
+      <w:r>
+        <w:rPr>
+          <w:rFonts w:ascii="Charis SIL Regular" w:hAnsi="Charis SIL Regular" w:eastAsia="Charis SIL Regular"/>
+          <w:b w:val="0"/>
+          <w:i w:val="0"/>
+          <w:color w:val="0000FF"/>
+          <w:sz w:val="24"/>
+          <w:u w:val="single"/>
+        </w:rPr>
+        <w:hyperlink r:id="rId34" w:history="1">
+          <w:r>
+            <w:rPr>
+              <w:rStyle w:val="Hyperlink"/>
+            </w:rPr>
+            <w:t>A</w:t>
+          </w:r>
+        </w:hyperlink>
+      </w:r>
+      <w:r>
+        <w:rPr>
+          <w:rFonts w:ascii="Charis SIL Regular" w:hAnsi="Charis SIL Regular" w:eastAsia="Charis SIL Regular"/>
+          <w:b w:val="0"/>
+          <w:i w:val="0"/>
+          <w:color w:val="0000FF"/>
+          <w:sz w:val="24"/>
+          <w:u w:val="single"/>
+        </w:rPr>
+        <w:hyperlink r:id="rId34" w:history="1">
+          <w:r>
+            <w:rPr>
+              <w:rStyle w:val="Hyperlink"/>
+            </w:rPr>
+            <w:t>rchiv</w:t>
+          </w:r>
+        </w:hyperlink>
+      </w:r>
+      <w:r>
+        <w:rPr>
+          <w:rFonts w:ascii="Charis SIL Regular" w:hAnsi="Charis SIL Regular" w:eastAsia="Charis SIL Regular"/>
+          <w:b w:val="0"/>
+          <w:i w:val="0"/>
+          <w:color w:val="0000FF"/>
+          <w:sz w:val="24"/>
+          <w:u w:val="single"/>
+        </w:rPr>
+        <w:hyperlink r:id="rId34" w:history="1">
+          <w:r>
+            <w:rPr>
+              <w:rStyle w:val="Hyperlink"/>
+            </w:rPr>
+            <w:t>e</w:t>
+          </w:r>
+        </w:hyperlink>
+      </w:r>
+      <w:r>
+        <w:rPr>
+          <w:rFonts w:ascii="Charis SIL Regular" w:hAnsi="Charis SIL Regular" w:eastAsia="Charis SIL Regular"/>
+          <w:b w:val="0"/>
+          <w:i w:val="0"/>
+          <w:color w:val="0000FF"/>
+          <w:sz w:val="24"/>
+          <w:u w:val="single"/>
+        </w:rPr>
+        <w:hyperlink r:id="rId34" w:history="1">
+          <w:r>
+            <w:rPr>
+              <w:rStyle w:val="Hyperlink"/>
+            </w:rPr>
+            <w:t>s</w:t>
+          </w:r>
+        </w:hyperlink>
+      </w:r>
+      <w:r>
+        <w:rPr>
+          <w:rFonts w:ascii="Charis SIL Regular" w:hAnsi="Charis SIL Regular" w:eastAsia="Charis SIL Regular"/>
+          <w:b w:val="0"/>
+          <w:i w:val="0"/>
+          <w:color w:val="0000FF"/>
+          <w:sz w:val="24"/>
+          <w:u w:val="single"/>
+        </w:rPr>
+        <w:t xml:space="preserve"> </w:t>
+      </w:r>
+      <w:r>
+        <w:rPr>
+          <w:rFonts w:ascii="Charis SIL Regular" w:hAnsi="Charis SIL Regular" w:eastAsia="Charis SIL Regular"/>
+          <w:b w:val="0"/>
+          <w:i w:val="0"/>
+          <w:color w:val="0000FF"/>
+          <w:sz w:val="24"/>
+          <w:u w:val="single"/>
+        </w:rPr>
+        <w:hyperlink r:id="rId34" w:history="1">
+          <w:r>
+            <w:rPr>
+              <w:rStyle w:val="Hyperlink"/>
+            </w:rPr>
+            <w:t>of</w:t>
+          </w:r>
+        </w:hyperlink>
+      </w:r>
+      <w:r>
+        <w:rPr>
+          <w:rFonts w:ascii="Charis SIL Regular" w:hAnsi="Charis SIL Regular" w:eastAsia="Charis SIL Regular"/>
+          <w:b w:val="0"/>
+          <w:i w:val="0"/>
+          <w:color w:val="0000FF"/>
+          <w:sz w:val="24"/>
+          <w:u w:val="single"/>
+        </w:rPr>
+        <w:t xml:space="preserve"> </w:t>
+      </w:r>
+      <w:r>
+        <w:rPr>
+          <w:rFonts w:ascii="Charis SIL Regular" w:hAnsi="Charis SIL Regular" w:eastAsia="Charis SIL Regular"/>
+          <w:b w:val="0"/>
+          <w:i w:val="0"/>
+          <w:color w:val="0000FF"/>
+          <w:sz w:val="24"/>
+          <w:u w:val="single"/>
+        </w:rPr>
+        <w:hyperlink r:id="rId34" w:history="1">
+          <w:r>
+            <w:rPr>
+              <w:rStyle w:val="Hyperlink"/>
+            </w:rPr>
             <w:t>Cura</w:t>
           </w:r>
         </w:hyperlink>
@@ -5010,7 +4956,7 @@
           <w:sz w:val="24"/>
           <w:u w:val="single"/>
         </w:rPr>
-        <w:hyperlink r:id="rId33" w:history="1">
+        <w:hyperlink r:id="rId34" w:history="1">
           <w:r>
             <w:rPr>
               <w:rStyle w:val="Hyperlink"/>
@@ -5028,7 +4974,7 @@
           <w:color w:val="000000"/>
           <w:sz w:val="24"/>
         </w:rPr>
-        <w:hyperlink r:id="rId31" w:history="1">
+        <w:hyperlink r:id="rId32" w:history="1">
           <w:r>
             <w:rPr>
               <w:rStyle w:val="Hyperlink"/>
@@ -5046,7 +4992,7 @@
           <w:color w:val="000000"/>
           <w:sz w:val="24"/>
         </w:rPr>
-        <w:hyperlink r:id="rId31" w:history="1">
+        <w:hyperlink r:id="rId32" w:history="1">
           <w:r>
             <w:rPr>
               <w:rStyle w:val="Hyperlink"/>
@@ -5064,7 +5010,7 @@
           <w:color w:val="000000"/>
           <w:sz w:val="24"/>
         </w:rPr>
-        <w:hyperlink r:id="rId31" w:history="1">
+        <w:hyperlink r:id="rId32" w:history="1">
           <w:r>
             <w:rPr>
               <w:rStyle w:val="Hyperlink"/>
@@ -5092,7 +5038,7 @@
           <w:color w:val="000000"/>
           <w:sz w:val="24"/>
         </w:rPr>
-        <w:hyperlink r:id="rId32" w:history="1">
+        <w:hyperlink r:id="rId33" w:history="1">
           <w:r>
             <w:rPr>
               <w:rStyle w:val="Hyperlink"/>
@@ -5110,7 +5056,7 @@
           <w:color w:val="000000"/>
           <w:sz w:val="24"/>
         </w:rPr>
-        <w:hyperlink r:id="rId32" w:history="1">
+        <w:hyperlink r:id="rId33" w:history="1">
           <w:r>
             <w:rPr>
               <w:rStyle w:val="Hyperlink"/>
@@ -5128,7 +5074,7 @@
           <w:color w:val="000000"/>
           <w:sz w:val="24"/>
         </w:rPr>
-        <w:hyperlink r:id="rId32" w:history="1">
+        <w:hyperlink r:id="rId33" w:history="1">
           <w:r>
             <w:rPr>
               <w:rStyle w:val="Hyperlink"/>
@@ -5146,7 +5092,7 @@
           <w:color w:val="000000"/>
           <w:sz w:val="24"/>
         </w:rPr>
-        <w:hyperlink r:id="rId32" w:history="1">
+        <w:hyperlink r:id="rId33" w:history="1">
           <w:r>
             <w:rPr>
               <w:rStyle w:val="Hyperlink"/>
@@ -5164,7 +5110,7 @@
           <w:color w:val="000000"/>
           <w:sz w:val="24"/>
         </w:rPr>
-        <w:hyperlink r:id="rId32" w:history="1">
+        <w:hyperlink r:id="rId33" w:history="1">
           <w:r>
             <w:rPr>
               <w:rStyle w:val="Hyperlink"/>
@@ -5182,7 +5128,7 @@
           <w:color w:val="000000"/>
           <w:sz w:val="24"/>
         </w:rPr>
-        <w:hyperlink r:id="rId32" w:history="1">
+        <w:hyperlink r:id="rId33" w:history="1">
           <w:r>
             <w:rPr>
               <w:rStyle w:val="Hyperlink"/>
@@ -5200,7 +5146,7 @@
           <w:color w:val="000000"/>
           <w:sz w:val="24"/>
         </w:rPr>
-        <w:hyperlink r:id="rId32" w:history="1">
+        <w:hyperlink r:id="rId33" w:history="1">
           <w:r>
             <w:rPr>
               <w:rStyle w:val="Hyperlink"/>
@@ -5218,7 +5164,7 @@
           <w:color w:val="000000"/>
           <w:sz w:val="24"/>
         </w:rPr>
-        <w:hyperlink r:id="rId32" w:history="1">
+        <w:hyperlink r:id="rId33" w:history="1">
           <w:r>
             <w:rPr>
               <w:rStyle w:val="Hyperlink"/>
@@ -5246,7 +5192,7 @@
           <w:sz w:val="24"/>
           <w:u w:val="single"/>
         </w:rPr>
-        <w:hyperlink r:id="rId34" w:history="1">
+        <w:hyperlink r:id="rId35" w:history="1">
           <w:r>
             <w:rPr>
               <w:rStyle w:val="Hyperlink"/>
@@ -5264,7 +5210,7 @@
           <w:color w:val="000000"/>
           <w:sz w:val="24"/>
         </w:rPr>
-        <w:hyperlink r:id="rId33" w:history="1">
+        <w:hyperlink r:id="rId34" w:history="1">
           <w:r>
             <w:rPr>
               <w:rStyle w:val="Hyperlink"/>
@@ -5302,7 +5248,7 @@
           <w:sz w:val="24"/>
           <w:u w:val="single"/>
         </w:rPr>
-        <w:hyperlink r:id="rId35" w:history="1">
+        <w:hyperlink r:id="rId36" w:history="1">
           <w:r>
             <w:rPr>
               <w:rStyle w:val="Hyperlink"/>
@@ -5331,7 +5277,7 @@
           <w:sz w:val="24"/>
           <w:u w:val="single"/>
         </w:rPr>
-        <w:hyperlink r:id="rId35" w:history="1">
+        <w:hyperlink r:id="rId36" w:history="1">
           <w:r>
             <w:rPr>
               <w:rStyle w:val="Hyperlink"/>
@@ -5360,7 +5306,7 @@
           <w:sz w:val="24"/>
           <w:u w:val="single"/>
         </w:rPr>
-        <w:hyperlink r:id="rId35" w:history="1">
+        <w:hyperlink r:id="rId36" w:history="1">
           <w:r>
             <w:rPr>
               <w:rStyle w:val="Hyperlink"/>
@@ -5389,7 +5335,7 @@
           <w:sz w:val="24"/>
           <w:u w:val="single"/>
         </w:rPr>
-        <w:hyperlink r:id="rId35" w:history="1">
+        <w:hyperlink r:id="rId36" w:history="1">
           <w:r>
             <w:rPr>
               <w:rStyle w:val="Hyperlink"/>
@@ -5418,7 +5364,7 @@
           <w:sz w:val="24"/>
           <w:u w:val="single"/>
         </w:rPr>
-        <w:hyperlink r:id="rId35" w:history="1">
+        <w:hyperlink r:id="rId36" w:history="1">
           <w:r>
             <w:rPr>
               <w:rStyle w:val="Hyperlink"/>
@@ -5447,7 +5393,7 @@
           <w:sz w:val="24"/>
           <w:u w:val="single"/>
         </w:rPr>
-        <w:hyperlink r:id="rId35" w:history="1">
+        <w:hyperlink r:id="rId36" w:history="1">
           <w:r>
             <w:rPr>
               <w:rStyle w:val="Hyperlink"/>
@@ -5475,7 +5421,7 @@
           <w:color w:val="000000"/>
           <w:sz w:val="24"/>
         </w:rPr>
-        <w:hyperlink r:id="rId35" w:history="1">
+        <w:hyperlink r:id="rId36" w:history="1">
           <w:r>
             <w:rPr>
               <w:rStyle w:val="Hyperlink"/>
@@ -5493,7 +5439,7 @@
           <w:color w:val="000000"/>
           <w:sz w:val="24"/>
         </w:rPr>
-        <w:hyperlink r:id="rId35" w:history="1">
+        <w:hyperlink r:id="rId36" w:history="1">
           <w:r>
             <w:rPr>
               <w:rStyle w:val="Hyperlink"/>
@@ -5511,7 +5457,7 @@
           <w:color w:val="000000"/>
           <w:sz w:val="24"/>
         </w:rPr>
-        <w:hyperlink r:id="rId35" w:history="1">
+        <w:hyperlink r:id="rId36" w:history="1">
           <w:r>
             <w:rPr>
               <w:rStyle w:val="Hyperlink"/>
@@ -5529,7 +5475,7 @@
           <w:color w:val="000000"/>
           <w:sz w:val="24"/>
         </w:rPr>
-        <w:hyperlink r:id="rId35" w:history="1">
+        <w:hyperlink r:id="rId36" w:history="1">
           <w:r>
             <w:rPr>
               <w:rStyle w:val="Hyperlink"/>
@@ -5558,7 +5504,7 @@
           <w:color w:val="000000"/>
           <w:sz w:val="24"/>
         </w:rPr>
-        <w:hyperlink r:id="rId35" w:history="1">
+        <w:hyperlink r:id="rId36" w:history="1">
           <w:r>
             <w:rPr>
               <w:rStyle w:val="Hyperlink"/>
@@ -5576,7 +5522,7 @@
           <w:color w:val="000000"/>
           <w:sz w:val="24"/>
         </w:rPr>
-        <w:hyperlink r:id="rId35" w:history="1">
+        <w:hyperlink r:id="rId36" w:history="1">
           <w:r>
             <w:rPr>
               <w:rStyle w:val="Hyperlink"/>
@@ -5594,7 +5540,7 @@
           <w:color w:val="000000"/>
           <w:sz w:val="24"/>
         </w:rPr>
-        <w:hyperlink r:id="rId35" w:history="1">
+        <w:hyperlink r:id="rId36" w:history="1">
           <w:r>
             <w:rPr>
               <w:rStyle w:val="Hyperlink"/>
@@ -5612,7 +5558,7 @@
           <w:color w:val="000000"/>
           <w:sz w:val="24"/>
         </w:rPr>
-        <w:hyperlink r:id="rId35" w:history="1">
+        <w:hyperlink r:id="rId36" w:history="1">
           <w:r>
             <w:rPr>
               <w:rStyle w:val="Hyperlink"/>
@@ -5710,7 +5656,7 @@
           <w:sz w:val="24"/>
           <w:u w:val="single"/>
         </w:rPr>
-        <w:hyperlink r:id="rId36" w:history="1">
+        <w:hyperlink r:id="rId37" w:history="1">
           <w:r>
             <w:rPr>
               <w:rStyle w:val="Hyperlink"/>
@@ -5738,7 +5684,7 @@
           <w:sz w:val="24"/>
           <w:u w:val="single"/>
         </w:rPr>
-        <w:hyperlink r:id="rId37" w:history="1">
+        <w:hyperlink r:id="rId38" w:history="1">
           <w:r>
             <w:rPr>
               <w:rStyle w:val="Hyperlink"/>
@@ -5767,7 +5713,7 @@
           <w:sz w:val="24"/>
           <w:u w:val="single"/>
         </w:rPr>
-        <w:hyperlink r:id="rId37" w:history="1">
+        <w:hyperlink r:id="rId38" w:history="1">
           <w:r>
             <w:rPr>
               <w:rStyle w:val="Hyperlink"/>
@@ -5796,7 +5742,7 @@
           <w:sz w:val="24"/>
           <w:u w:val="single"/>
         </w:rPr>
-        <w:hyperlink r:id="rId37" w:history="1">
+        <w:hyperlink r:id="rId38" w:history="1">
           <w:r>
             <w:rPr>
               <w:rStyle w:val="Hyperlink"/>
@@ -5843,7 +5789,7 @@
           <w:sz w:val="24"/>
           <w:u w:val="single"/>
         </w:rPr>
-        <w:hyperlink r:id="rId37" w:history="1">
+        <w:hyperlink r:id="rId38" w:history="1">
           <w:r>
             <w:rPr>
               <w:rStyle w:val="Hyperlink"/>
@@ -5871,7 +5817,7 @@
           <w:sz w:val="24"/>
           <w:u w:val="single"/>
         </w:rPr>
-        <w:hyperlink r:id="rId38" w:history="1">
+        <w:hyperlink r:id="rId39" w:history="1">
           <w:r>
             <w:rPr>
               <w:rStyle w:val="Hyperlink"/>
@@ -5900,7 +5846,7 @@
           <w:sz w:val="24"/>
           <w:u w:val="single"/>
         </w:rPr>
-        <w:hyperlink r:id="rId38" w:history="1">
+        <w:hyperlink r:id="rId39" w:history="1">
           <w:r>
             <w:rPr>
               <w:rStyle w:val="Hyperlink"/>
@@ -5929,7 +5875,7 @@
           <w:sz w:val="24"/>
           <w:u w:val="single"/>
         </w:rPr>
-        <w:hyperlink r:id="rId38" w:history="1">
+        <w:hyperlink r:id="rId39" w:history="1">
           <w:r>
             <w:rPr>
               <w:rStyle w:val="Hyperlink"/>
@@ -5958,7 +5904,7 @@
           <w:sz w:val="24"/>
           <w:u w:val="single"/>
         </w:rPr>
-        <w:hyperlink r:id="rId38" w:history="1">
+        <w:hyperlink r:id="rId39" w:history="1">
           <w:r>
             <w:rPr>
               <w:rStyle w:val="Hyperlink"/>
@@ -5996,7 +5942,7 @@
           <w:sz w:val="24"/>
           <w:u w:val="single"/>
         </w:rPr>
-        <w:hyperlink r:id="rId39" w:history="1">
+        <w:hyperlink r:id="rId40" w:history="1">
           <w:r>
             <w:rPr>
               <w:rStyle w:val="Hyperlink"/>
@@ -6014,7 +5960,7 @@
           <w:color w:val="000000"/>
           <w:sz w:val="24"/>
         </w:rPr>
-        <w:hyperlink r:id="rId37" w:history="1">
+        <w:hyperlink r:id="rId38" w:history="1">
           <w:r>
             <w:rPr>
               <w:rStyle w:val="Hyperlink"/>
@@ -6042,7 +5988,7 @@
           <w:color w:val="000000"/>
           <w:sz w:val="24"/>
         </w:rPr>
-        <w:hyperlink r:id="rId38" w:history="1">
+        <w:hyperlink r:id="rId39" w:history="1">
           <w:r>
             <w:rPr>
               <w:rStyle w:val="Hyperlink"/>
@@ -6071,7 +6017,7 @@
           <w:color w:val="000000"/>
           <w:sz w:val="24"/>
         </w:rPr>
-        <w:hyperlink r:id="rId38" w:history="1">
+        <w:hyperlink r:id="rId39" w:history="1">
           <w:r>
             <w:rPr>
               <w:rStyle w:val="Hyperlink"/>
@@ -6089,7 +6035,7 @@
           <w:color w:val="000000"/>
           <w:sz w:val="24"/>
         </w:rPr>
-        <w:hyperlink r:id="rId38" w:history="1">
+        <w:hyperlink r:id="rId39" w:history="1">
           <w:r>
             <w:rPr>
               <w:rStyle w:val="Hyperlink"/>
@@ -6107,7 +6053,7 @@
           <w:color w:val="000000"/>
           <w:sz w:val="24"/>
         </w:rPr>
-        <w:hyperlink r:id="rId38" w:history="1">
+        <w:hyperlink r:id="rId39" w:history="1">
           <w:r>
             <w:rPr>
               <w:rStyle w:val="Hyperlink"/>
@@ -6125,7 +6071,7 @@
           <w:color w:val="000000"/>
           <w:sz w:val="24"/>
         </w:rPr>
-        <w:hyperlink r:id="rId38" w:history="1">
+        <w:hyperlink r:id="rId39" w:history="1">
           <w:r>
             <w:rPr>
               <w:rStyle w:val="Hyperlink"/>
@@ -6143,7 +6089,7 @@
           <w:color w:val="000000"/>
           <w:sz w:val="24"/>
         </w:rPr>
-        <w:hyperlink r:id="rId38" w:history="1">
+        <w:hyperlink r:id="rId39" w:history="1">
           <w:r>
             <w:rPr>
               <w:rStyle w:val="Hyperlink"/>
@@ -6192,7 +6138,7 @@
           <w:color w:val="000000"/>
           <w:sz w:val="24"/>
         </w:rPr>
-        <w:hyperlink r:id="rId39" w:history="1">
+        <w:hyperlink r:id="rId40" w:history="1">
           <w:r>
             <w:rPr>
               <w:rStyle w:val="Hyperlink"/>

--- a/EXPORTS/DOCX/published/niveau1/English/Sources.docx
+++ b/EXPORTS/DOCX/published/niveau1/English/Sources.docx
@@ -1271,13 +1271,57 @@
       </w:r>
       <w:r>
         <w:rPr>
+          <w:u w:val="single" w:color="0000ff"/>
           <w:rFonts w:ascii="Charis SIL Regular" w:hAnsi="Charis SIL Regular" w:eastAsia="Charis SIL Regular"/>
           <w:b w:val="0"/>
           <w:i w:val="0"/>
           <w:color w:val="000000"/>
           <w:sz w:val="24"/>
         </w:rPr>
-        <w:t xml:space="preserve">now part of the </w:t>
+        <w:hyperlink r:id="rId15" w:history="1">
+          <w:r>
+            <w:rPr>
+              <w:rStyle w:val="Hyperlink"/>
+            </w:rPr>
+            <w:t xml:space="preserve">now part of </w:t>
+          </w:r>
+        </w:hyperlink>
+      </w:r>
+      <w:r>
+        <w:rPr>
+          <w:u w:val="single" w:color="0000ff"/>
+          <w:rFonts w:ascii="Charis SIL Regular" w:hAnsi="Charis SIL Regular" w:eastAsia="Charis SIL Regular"/>
+          <w:b w:val="0"/>
+          <w:i w:val="0"/>
+          <w:color w:val="000000"/>
+          <w:sz w:val="24"/>
+        </w:rPr>
+        <w:hyperlink r:id="rId15" w:history="1">
+          <w:r>
+            <w:rPr>
+              <w:rStyle w:val="Hyperlink"/>
+            </w:rPr>
+            <w:t>t</w:t>
+          </w:r>
+        </w:hyperlink>
+      </w:r>
+      <w:r>
+        <w:rPr>
+          <w:u w:val="single" w:color="0000ff"/>
+          <w:rFonts w:ascii="Charis SIL Regular" w:hAnsi="Charis SIL Regular" w:eastAsia="Charis SIL Regular"/>
+          <w:b w:val="0"/>
+          <w:i w:val="0"/>
+          <w:color w:val="000000"/>
+          <w:sz w:val="24"/>
+        </w:rPr>
+        <w:hyperlink r:id="rId15" w:history="1">
+          <w:r>
+            <w:rPr>
+              <w:rStyle w:val="Hyperlink"/>
+            </w:rPr>
+            <w:t xml:space="preserve">he </w:t>
+          </w:r>
+        </w:hyperlink>
       </w:r>
       <w:r>
         <w:rPr>
@@ -1286,9 +1330,8 @@
           <w:i w:val="0"/>
           <w:color w:val="0000FF"/>
           <w:sz w:val="24"/>
-          <w:u w:val="single"/>
-        </w:rPr>
-        <w:hyperlink r:id="rId15" w:history="1">
+        </w:rPr>
+        <w:hyperlink r:id="rId16" w:history="1">
           <w:r>
             <w:rPr>
               <w:rStyle w:val="Hyperlink"/>
@@ -1333,7 +1376,6 @@
           <w:i w:val="0"/>
           <w:color w:val="0000FF"/>
           <w:sz w:val="24"/>
-          <w:u w:val="single"/>
         </w:rPr>
         <w:hyperlink r:id="rId16" w:history="1">
           <w:r>
@@ -1988,6 +2030,7 @@
       </w:r>
       <w:r>
         <w:rPr>
+          <w:u w:val="single" w:color="0000ff"/>
           <w:rFonts w:ascii="Charis SIL Regular" w:hAnsi="Charis SIL Regular" w:eastAsia="Charis SIL Regular"/>
           <w:b w:val="0"/>
           <w:i w:val="0"/>
@@ -2365,43 +2408,7 @@
           <w:sz w:val="24"/>
           <w:u w:val="single"/>
         </w:rPr>
-        <w:hyperlink r:id="rId19" w:history="1">
-          <w:r>
-            <w:rPr>
-              <w:rStyle w:val="Hyperlink"/>
-            </w:rPr>
-            <w:t>De</w:t>
-          </w:r>
-        </w:hyperlink>
-      </w:r>
-      <w:r>
-        <w:rPr>
-          <w:rFonts w:ascii="Charis SIL Regular" w:hAnsi="Charis SIL Regular" w:eastAsia="Charis SIL Regular"/>
-          <w:b w:val="0"/>
-          <w:i w:val="0"/>
-          <w:color w:val="0000FF"/>
-          <w:sz w:val="24"/>
-          <w:u w:val="single"/>
-        </w:rPr>
-        <w:t xml:space="preserve"> </w:t>
-      </w:r>
-      <w:r>
-        <w:rPr>
-          <w:rFonts w:ascii="Charis SIL Regular" w:hAnsi="Charis SIL Regular" w:eastAsia="Charis SIL Regular"/>
-          <w:b w:val="0"/>
-          <w:i w:val="0"/>
-          <w:color w:val="0000FF"/>
-          <w:sz w:val="24"/>
-          <w:u w:val="single"/>
-        </w:rPr>
-        <w:hyperlink r:id="rId19" w:history="1">
-          <w:r>
-            <w:rPr>
-              <w:rStyle w:val="Hyperlink"/>
-            </w:rPr>
-            <w:t>koloniale</w:t>
-          </w:r>
-        </w:hyperlink>
+        <w:t>De koloniale</w:t>
       </w:r>
       <w:r>
         <w:rPr>
@@ -2470,7 +2477,7 @@
           <w:sz w:val="24"/>
           <w:u w:val="single"/>
         </w:rPr>
-        <w:hyperlink r:id="rId18" w:history="1">
+        <w:hyperlink r:id="rId19" w:history="1">
           <w:r>
             <w:rPr>
               <w:rStyle w:val="Hyperlink"/>
@@ -2488,7 +2495,7 @@
           <w:sz w:val="24"/>
           <w:u w:val="single"/>
         </w:rPr>
-        <w:hyperlink r:id="rId18" w:history="1">
+        <w:hyperlink r:id="rId19" w:history="1">
           <w:r>
             <w:rPr>
               <w:rStyle w:val="Hyperlink"/>
@@ -3189,7 +3196,7 @@
           <w:sz w:val="24"/>
           <w:u w:val="single"/>
         </w:rPr>
-        <w:hyperlink r:id="rId22" w:history="1">
+        <w:hyperlink r:id="rId16" w:history="1">
           <w:r>
             <w:rPr>
               <w:rStyle w:val="Hyperlink"/>
@@ -3218,7 +3225,7 @@
           <w:sz w:val="24"/>
           <w:u w:val="single"/>
         </w:rPr>
-        <w:hyperlink r:id="rId22" w:history="1">
+        <w:hyperlink r:id="rId16" w:history="1">
           <w:r>
             <w:rPr>
               <w:rStyle w:val="Hyperlink"/>
@@ -3336,7 +3343,7 @@
           <w:sz w:val="24"/>
           <w:u w:val="single"/>
         </w:rPr>
-        <w:hyperlink r:id="rId23" w:history="1">
+        <w:hyperlink r:id="rId22" w:history="1">
           <w:r>
             <w:rPr>
               <w:rStyle w:val="Hyperlink"/>
@@ -3365,7 +3372,7 @@
           <w:sz w:val="24"/>
           <w:u w:val="single"/>
         </w:rPr>
-        <w:hyperlink r:id="rId23" w:history="1">
+        <w:hyperlink r:id="rId22" w:history="1">
           <w:r>
             <w:rPr>
               <w:rStyle w:val="Hyperlink"/>
@@ -3394,7 +3401,7 @@
           <w:sz w:val="24"/>
           <w:u w:val="single"/>
         </w:rPr>
-        <w:hyperlink r:id="rId23" w:history="1">
+        <w:hyperlink r:id="rId22" w:history="1">
           <w:r>
             <w:rPr>
               <w:rStyle w:val="Hyperlink"/>
@@ -3422,7 +3429,7 @@
           <w:sz w:val="24"/>
           <w:u w:val="single"/>
         </w:rPr>
-        <w:hyperlink r:id="rId24" w:history="1">
+        <w:hyperlink r:id="rId23" w:history="1">
           <w:r>
             <w:rPr>
               <w:rStyle w:val="Hyperlink"/>
@@ -3460,7 +3467,7 @@
           <w:sz w:val="24"/>
           <w:u w:val="single"/>
         </w:rPr>
-        <w:hyperlink r:id="rId23" w:history="1">
+        <w:hyperlink r:id="rId22" w:history="1">
           <w:r>
             <w:rPr>
               <w:rStyle w:val="Hyperlink"/>
@@ -3478,7 +3485,7 @@
           <w:sz w:val="24"/>
           <w:u w:val="single"/>
         </w:rPr>
-        <w:hyperlink r:id="rId23" w:history="1">
+        <w:hyperlink r:id="rId22" w:history="1">
           <w:r>
             <w:rPr>
               <w:rStyle w:val="Hyperlink"/>
@@ -3496,7 +3503,7 @@
           <w:sz w:val="24"/>
           <w:u w:val="single"/>
         </w:rPr>
-        <w:hyperlink r:id="rId23" w:history="1">
+        <w:hyperlink r:id="rId22" w:history="1">
           <w:r>
             <w:rPr>
               <w:rStyle w:val="Hyperlink"/>
@@ -3525,7 +3532,7 @@
           <w:sz w:val="24"/>
           <w:u w:val="single"/>
         </w:rPr>
-        <w:hyperlink r:id="rId23" w:history="1">
+        <w:hyperlink r:id="rId22" w:history="1">
           <w:r>
             <w:rPr>
               <w:rStyle w:val="Hyperlink"/>
@@ -3536,42 +3543,13 @@
       </w:r>
       <w:r>
         <w:rPr>
-          <w:u w:val="single" w:color="0000ff"/>
           <w:rFonts w:ascii="Charis SIL Regular" w:hAnsi="Charis SIL Regular" w:eastAsia="Charis SIL Regular"/>
           <w:b w:val="0"/>
           <w:i w:val="0"/>
           <w:color w:val="000000"/>
           <w:sz w:val="24"/>
         </w:rPr>
-        <w:t xml:space="preserve"> </w:t>
-      </w:r>
-      <w:r>
-        <w:rPr>
-          <w:u w:val="single" w:color="0000ff"/>
-          <w:rFonts w:ascii="Charis SIL Regular" w:hAnsi="Charis SIL Regular" w:eastAsia="Charis SIL Regular"/>
-          <w:b w:val="0"/>
-          <w:i w:val="0"/>
-          <w:color w:val="000000"/>
-          <w:sz w:val="24"/>
-        </w:rPr>
-        <w:hyperlink r:id="rId23" w:history="1">
-          <w:r>
-            <w:rPr>
-              <w:rStyle w:val="Hyperlink"/>
-            </w:rPr>
-            <w:t>and the</w:t>
-          </w:r>
-        </w:hyperlink>
-      </w:r>
-      <w:r>
-        <w:rPr>
-          <w:rFonts w:ascii="Charis SIL Regular" w:hAnsi="Charis SIL Regular" w:eastAsia="Charis SIL Regular"/>
-          <w:b w:val="0"/>
-          <w:i w:val="0"/>
-          <w:color w:val="000000"/>
-          <w:sz w:val="24"/>
-        </w:rPr>
-        <w:t xml:space="preserve"> </w:t>
+        <w:t xml:space="preserve"> and the </w:t>
       </w:r>
       <w:r>
         <w:rPr>
@@ -3580,8 +3558,9 @@
           <w:i w:val="0"/>
           <w:color w:val="0000FF"/>
           <w:sz w:val="24"/>
-        </w:rPr>
-        <w:hyperlink r:id="rId25" w:history="1">
+          <w:u w:val="single"/>
+        </w:rPr>
+        <w:hyperlink r:id="rId24" w:history="1">
           <w:r>
             <w:rPr>
               <w:rStyle w:val="Hyperlink"/>
@@ -3599,7 +3578,7 @@
           <w:sz w:val="24"/>
           <w:u w:val="single"/>
         </w:rPr>
-        <w:hyperlink r:id="rId24" w:history="1">
+        <w:hyperlink r:id="rId23" w:history="1">
           <w:r>
             <w:rPr>
               <w:rStyle w:val="Hyperlink"/>
@@ -3617,14 +3596,7 @@
           <w:color w:val="000000"/>
           <w:sz w:val="24"/>
         </w:rPr>
-        <w:hyperlink r:id="rId24" w:history="1">
-          <w:r>
-            <w:rPr>
-              <w:rStyle w:val="Hyperlink"/>
-            </w:rPr>
-            <w:t xml:space="preserve">. The </w:t>
-          </w:r>
-        </w:hyperlink>
+        <w:t xml:space="preserve">. The </w:t>
       </w:r>
       <w:r>
         <w:rPr>
@@ -3635,7 +3607,7 @@
           <w:sz w:val="24"/>
           <w:u w:val="single"/>
         </w:rPr>
-        <w:hyperlink r:id="rId24" w:history="1">
+        <w:hyperlink r:id="rId23" w:history="1">
           <w:r>
             <w:rPr>
               <w:rStyle w:val="Hyperlink"/>
@@ -3653,7 +3625,7 @@
           <w:sz w:val="24"/>
           <w:u w:val="single"/>
         </w:rPr>
-        <w:hyperlink r:id="rId26" w:history="1">
+        <w:hyperlink r:id="rId25" w:history="1">
           <w:r>
             <w:rPr>
               <w:rStyle w:val="Hyperlink"/>
@@ -3671,7 +3643,7 @@
           <w:sz w:val="24"/>
           <w:u w:val="single"/>
         </w:rPr>
-        <w:hyperlink r:id="rId26" w:history="1">
+        <w:hyperlink r:id="rId25" w:history="1">
           <w:r>
             <w:rPr>
               <w:rStyle w:val="Hyperlink"/>
@@ -3700,7 +3672,7 @@
           <w:sz w:val="24"/>
           <w:u w:val="single"/>
         </w:rPr>
-        <w:hyperlink r:id="rId26" w:history="1">
+        <w:hyperlink r:id="rId25" w:history="1">
           <w:r>
             <w:rPr>
               <w:rStyle w:val="Hyperlink"/>
@@ -3729,7 +3701,7 @@
           <w:sz w:val="24"/>
           <w:u w:val="single"/>
         </w:rPr>
-        <w:hyperlink r:id="rId26" w:history="1">
+        <w:hyperlink r:id="rId25" w:history="1">
           <w:r>
             <w:rPr>
               <w:rStyle w:val="Hyperlink"/>
@@ -3746,7 +3718,18 @@
           <w:color w:val="000000"/>
           <w:sz w:val="24"/>
         </w:rPr>
-        <w:t xml:space="preserve"> is the custodian of the </w:t>
+        <w:t xml:space="preserve"> is the cu</w:t>
+      </w:r>
+      <w:r>
+        <w:rPr>
+          <w:u w:val="single" w:color="0000ff"/>
+          <w:rFonts w:ascii="Charis SIL Regular" w:hAnsi="Charis SIL Regular" w:eastAsia="Charis SIL Regular"/>
+          <w:b w:val="0"/>
+          <w:i w:val="0"/>
+          <w:color w:val="000000"/>
+          <w:sz w:val="24"/>
+        </w:rPr>
+        <w:t xml:space="preserve">stodian of the </w:t>
       </w:r>
       <w:r>
         <w:rPr>
@@ -3757,7 +3740,7 @@
           <w:sz w:val="24"/>
           <w:u w:val="single"/>
         </w:rPr>
-        <w:hyperlink r:id="rId27" w:history="1">
+        <w:hyperlink r:id="rId26" w:history="1">
           <w:r>
             <w:rPr>
               <w:rStyle w:val="Hyperlink"/>
@@ -3775,7 +3758,7 @@
           <w:sz w:val="24"/>
           <w:u w:val="single"/>
         </w:rPr>
-        <w:hyperlink r:id="rId28" w:history="1">
+        <w:hyperlink r:id="rId27" w:history="1">
           <w:r>
             <w:rPr>
               <w:rStyle w:val="Hyperlink"/>
@@ -3793,7 +3776,7 @@
           <w:sz w:val="24"/>
           <w:u w:val="single"/>
         </w:rPr>
-        <w:hyperlink r:id="rId25" w:history="1">
+        <w:hyperlink r:id="rId24" w:history="1">
           <w:r>
             <w:rPr>
               <w:rStyle w:val="Hyperlink"/>
@@ -3822,7 +3805,7 @@
           <w:sz w:val="24"/>
           <w:u w:val="single"/>
         </w:rPr>
-        <w:hyperlink r:id="rId25" w:history="1">
+        <w:hyperlink r:id="rId24" w:history="1">
           <w:r>
             <w:rPr>
               <w:rStyle w:val="Hyperlink"/>
@@ -3851,7 +3834,7 @@
           <w:sz w:val="24"/>
           <w:u w:val="single"/>
         </w:rPr>
-        <w:hyperlink r:id="rId25" w:history="1">
+        <w:hyperlink r:id="rId24" w:history="1">
           <w:r>
             <w:rPr>
               <w:rStyle w:val="Hyperlink"/>
@@ -3869,7 +3852,7 @@
           <w:sz w:val="24"/>
           <w:u w:val="single"/>
         </w:rPr>
-        <w:hyperlink r:id="rId28" w:history="1">
+        <w:hyperlink r:id="rId27" w:history="1">
           <w:r>
             <w:rPr>
               <w:rStyle w:val="Hyperlink"/>
@@ -3897,7 +3880,7 @@
           <w:color w:val="000000"/>
           <w:sz w:val="24"/>
         </w:rPr>
-        <w:hyperlink r:id="rId26" w:history="1">
+        <w:hyperlink r:id="rId25" w:history="1">
           <w:r>
             <w:rPr>
               <w:rStyle w:val="Hyperlink"/>
@@ -3915,7 +3898,7 @@
           <w:color w:val="000000"/>
           <w:sz w:val="24"/>
         </w:rPr>
-        <w:hyperlink r:id="rId26" w:history="1">
+        <w:hyperlink r:id="rId25" w:history="1">
           <w:r>
             <w:rPr>
               <w:rStyle w:val="Hyperlink"/>
@@ -3973,7 +3956,7 @@
           <w:sz w:val="24"/>
           <w:u w:val="single"/>
         </w:rPr>
-        <w:hyperlink r:id="rId29" w:history="1">
+        <w:hyperlink r:id="rId28" w:history="1">
           <w:r>
             <w:rPr>
               <w:rStyle w:val="Hyperlink"/>
@@ -4002,7 +3985,7 @@
           <w:sz w:val="24"/>
           <w:u w:val="single"/>
         </w:rPr>
-        <w:hyperlink r:id="rId29" w:history="1">
+        <w:hyperlink r:id="rId28" w:history="1">
           <w:r>
             <w:rPr>
               <w:rStyle w:val="Hyperlink"/>
@@ -4030,7 +4013,7 @@
           <w:sz w:val="24"/>
           <w:u w:val="single"/>
         </w:rPr>
-        <w:hyperlink r:id="rId30" w:history="1">
+        <w:hyperlink r:id="rId29" w:history="1">
           <w:r>
             <w:rPr>
               <w:rStyle w:val="Hyperlink"/>
@@ -4059,7 +4042,7 @@
           <w:sz w:val="24"/>
           <w:u w:val="single"/>
         </w:rPr>
-        <w:hyperlink r:id="rId30" w:history="1">
+        <w:hyperlink r:id="rId29" w:history="1">
           <w:r>
             <w:rPr>
               <w:rStyle w:val="Hyperlink"/>
@@ -4088,7 +4071,7 @@
           <w:sz w:val="24"/>
           <w:u w:val="single"/>
         </w:rPr>
-        <w:hyperlink r:id="rId30" w:history="1">
+        <w:hyperlink r:id="rId29" w:history="1">
           <w:r>
             <w:rPr>
               <w:rStyle w:val="Hyperlink"/>
@@ -4326,7 +4309,7 @@
           <w:sz w:val="24"/>
           <w:u w:val="single"/>
         </w:rPr>
-        <w:hyperlink r:id="rId31" w:history="1">
+        <w:hyperlink r:id="rId30" w:history="1">
           <w:r>
             <w:rPr>
               <w:rStyle w:val="Hyperlink"/>
@@ -4355,7 +4338,7 @@
           <w:sz w:val="24"/>
           <w:u w:val="single"/>
         </w:rPr>
-        <w:hyperlink r:id="rId31" w:history="1">
+        <w:hyperlink r:id="rId30" w:history="1">
           <w:r>
             <w:rPr>
               <w:rStyle w:val="Hyperlink"/>
@@ -4384,7 +4367,7 @@
           <w:sz w:val="24"/>
           <w:u w:val="single"/>
         </w:rPr>
-        <w:hyperlink r:id="rId31" w:history="1">
+        <w:hyperlink r:id="rId30" w:history="1">
           <w:r>
             <w:rPr>
               <w:rStyle w:val="Hyperlink"/>
@@ -4402,7 +4385,7 @@
           <w:sz w:val="24"/>
           <w:u w:val="single"/>
         </w:rPr>
-        <w:hyperlink r:id="rId31" w:history="1">
+        <w:hyperlink r:id="rId30" w:history="1">
           <w:r>
             <w:rPr>
               <w:rStyle w:val="Hyperlink"/>
@@ -4430,7 +4413,7 @@
           <w:sz w:val="24"/>
           <w:u w:val="single"/>
         </w:rPr>
-        <w:hyperlink r:id="rId32" w:history="1">
+        <w:hyperlink r:id="rId31" w:history="1">
           <w:r>
             <w:rPr>
               <w:rStyle w:val="Hyperlink"/>
@@ -4459,7 +4442,7 @@
           <w:sz w:val="24"/>
           <w:u w:val="single"/>
         </w:rPr>
-        <w:hyperlink r:id="rId32" w:history="1">
+        <w:hyperlink r:id="rId31" w:history="1">
           <w:r>
             <w:rPr>
               <w:rStyle w:val="Hyperlink"/>
@@ -4488,7 +4471,7 @@
           <w:sz w:val="24"/>
           <w:u w:val="single"/>
         </w:rPr>
-        <w:hyperlink r:id="rId32" w:history="1">
+        <w:hyperlink r:id="rId31" w:history="1">
           <w:r>
             <w:rPr>
               <w:rStyle w:val="Hyperlink"/>
@@ -4517,7 +4500,7 @@
           <w:sz w:val="24"/>
           <w:u w:val="single"/>
         </w:rPr>
-        <w:hyperlink r:id="rId32" w:history="1">
+        <w:hyperlink r:id="rId31" w:history="1">
           <w:r>
             <w:rPr>
               <w:rStyle w:val="Hyperlink"/>
@@ -4545,7 +4528,7 @@
           <w:sz w:val="24"/>
           <w:u w:val="single"/>
         </w:rPr>
-        <w:hyperlink r:id="rId33" w:history="1">
+        <w:hyperlink r:id="rId32" w:history="1">
           <w:r>
             <w:rPr>
               <w:rStyle w:val="Hyperlink"/>
@@ -4574,12 +4557,300 @@
           <w:sz w:val="24"/>
           <w:u w:val="single"/>
         </w:rPr>
+        <w:hyperlink r:id="rId32" w:history="1">
+          <w:r>
+            <w:rPr>
+              <w:rStyle w:val="Hyperlink"/>
+            </w:rPr>
+            <w:t>Archive</w:t>
+          </w:r>
+        </w:hyperlink>
+      </w:r>
+      <w:r>
+        <w:rPr>
+          <w:rFonts w:ascii="Charis SIL Regular" w:hAnsi="Charis SIL Regular" w:eastAsia="Charis SIL Regular"/>
+          <w:b w:val="0"/>
+          <w:i w:val="0"/>
+          <w:color w:val="0000FF"/>
+          <w:sz w:val="24"/>
+          <w:u w:val="single"/>
+        </w:rPr>
+        <w:hyperlink r:id="rId30" w:history="1">
+          <w:r>
+            <w:rPr>
+              <w:rStyle w:val="Hyperlink"/>
+            </w:rPr>
+            <w:t>s</w:t>
+          </w:r>
+        </w:hyperlink>
+      </w:r>
+      <w:r>
+        <w:rPr>
+          <w:rFonts w:ascii="Charis SIL Regular" w:hAnsi="Charis SIL Regular" w:eastAsia="Charis SIL Regular"/>
+          <w:b w:val="0"/>
+          <w:i w:val="0"/>
+          <w:color w:val="0000FF"/>
+          <w:sz w:val="24"/>
+          <w:u w:val="single"/>
+        </w:rPr>
+        <w:t xml:space="preserve"> </w:t>
+      </w:r>
+      <w:r>
+        <w:rPr>
+          <w:rFonts w:ascii="Charis SIL Regular" w:hAnsi="Charis SIL Regular" w:eastAsia="Charis SIL Regular"/>
+          <w:b w:val="0"/>
+          <w:i w:val="0"/>
+          <w:color w:val="0000FF"/>
+          <w:sz w:val="24"/>
+          <w:u w:val="single"/>
+        </w:rPr>
+        <w:hyperlink r:id="rId30" w:history="1">
+          <w:r>
+            <w:rPr>
+              <w:rStyle w:val="Hyperlink"/>
+            </w:rPr>
+            <w:t>of</w:t>
+          </w:r>
+        </w:hyperlink>
+      </w:r>
+      <w:r>
+        <w:rPr>
+          <w:rFonts w:ascii="Charis SIL Regular" w:hAnsi="Charis SIL Regular" w:eastAsia="Charis SIL Regular"/>
+          <w:b w:val="0"/>
+          <w:i w:val="0"/>
+          <w:color w:val="0000FF"/>
+          <w:sz w:val="24"/>
+          <w:u w:val="single"/>
+        </w:rPr>
+        <w:t xml:space="preserve"> </w:t>
+      </w:r>
+      <w:r>
+        <w:rPr>
+          <w:rFonts w:ascii="Charis SIL Regular" w:hAnsi="Charis SIL Regular" w:eastAsia="Charis SIL Regular"/>
+          <w:b w:val="0"/>
+          <w:i w:val="0"/>
+          <w:color w:val="0000FF"/>
+          <w:sz w:val="24"/>
+          <w:u w:val="single"/>
+        </w:rPr>
+        <w:hyperlink r:id="rId30" w:history="1">
+          <w:r>
+            <w:rPr>
+              <w:rStyle w:val="Hyperlink"/>
+            </w:rPr>
+            <w:t>Sri</w:t>
+          </w:r>
+        </w:hyperlink>
+      </w:r>
+      <w:r>
+        <w:rPr>
+          <w:rFonts w:ascii="Charis SIL Regular" w:hAnsi="Charis SIL Regular" w:eastAsia="Charis SIL Regular"/>
+          <w:b w:val="0"/>
+          <w:i w:val="0"/>
+          <w:color w:val="0000FF"/>
+          <w:sz w:val="24"/>
+          <w:u w:val="single"/>
+        </w:rPr>
+        <w:t xml:space="preserve"> </w:t>
+      </w:r>
+      <w:r>
+        <w:rPr>
+          <w:rFonts w:ascii="Charis SIL Regular" w:hAnsi="Charis SIL Regular" w:eastAsia="Charis SIL Regular"/>
+          <w:b w:val="0"/>
+          <w:i w:val="0"/>
+          <w:color w:val="0000FF"/>
+          <w:sz w:val="24"/>
+          <w:u w:val="single"/>
+        </w:rPr>
+        <w:hyperlink r:id="rId30" w:history="1">
+          <w:r>
+            <w:rPr>
+              <w:rStyle w:val="Hyperlink"/>
+            </w:rPr>
+            <w:t>L</w:t>
+          </w:r>
+        </w:hyperlink>
+      </w:r>
+      <w:r>
+        <w:rPr>
+          <w:rFonts w:ascii="Charis SIL Regular" w:hAnsi="Charis SIL Regular" w:eastAsia="Charis SIL Regular"/>
+          <w:b w:val="0"/>
+          <w:i w:val="0"/>
+          <w:color w:val="0000FF"/>
+          <w:sz w:val="24"/>
+          <w:u w:val="single"/>
+        </w:rPr>
+        <w:hyperlink r:id="rId30" w:history="1">
+          <w:r>
+            <w:rPr>
+              <w:rStyle w:val="Hyperlink"/>
+            </w:rPr>
+            <w:t>a</w:t>
+          </w:r>
+        </w:hyperlink>
+      </w:r>
+      <w:r>
+        <w:rPr>
+          <w:rFonts w:ascii="Charis SIL Regular" w:hAnsi="Charis SIL Regular" w:eastAsia="Charis SIL Regular"/>
+          <w:b w:val="0"/>
+          <w:i w:val="0"/>
+          <w:color w:val="0000FF"/>
+          <w:sz w:val="24"/>
+          <w:u w:val="single"/>
+        </w:rPr>
+        <w:hyperlink r:id="rId30" w:history="1">
+          <w:r>
+            <w:rPr>
+              <w:rStyle w:val="Hyperlink"/>
+            </w:rPr>
+            <w:t>nka</w:t>
+          </w:r>
+        </w:hyperlink>
+      </w:r>
+      <w:r>
+        <w:rPr>
+          <w:u w:val="single" w:color="0000ff"/>
+          <w:rFonts w:ascii="Charis SIL Regular" w:hAnsi="Charis SIL Regular" w:eastAsia="Charis SIL Regular"/>
+          <w:b w:val="0"/>
+          <w:i w:val="0"/>
+          <w:color w:val="000000"/>
+          <w:sz w:val="24"/>
+        </w:rPr>
+        <w:hyperlink r:id="rId30" w:history="1">
+          <w:r>
+            <w:rPr>
+              <w:rStyle w:val="Hyperlink"/>
+            </w:rPr>
+            <w:t xml:space="preserve"> and</w:t>
+          </w:r>
+        </w:hyperlink>
+      </w:r>
+      <w:r>
+        <w:rPr>
+          <w:u w:val="single" w:color="0000ff"/>
+          <w:rFonts w:ascii="Charis SIL Regular" w:hAnsi="Charis SIL Regular" w:eastAsia="Charis SIL Regular"/>
+          <w:b w:val="0"/>
+          <w:i w:val="0"/>
+          <w:color w:val="000000"/>
+          <w:sz w:val="24"/>
+        </w:rPr>
+        <w:t xml:space="preserve"> </w:t>
+      </w:r>
+      <w:r>
+        <w:rPr>
+          <w:u w:val="single" w:color="0000ff"/>
+          <w:rFonts w:ascii="Charis SIL Regular" w:hAnsi="Charis SIL Regular" w:eastAsia="Charis SIL Regular"/>
+          <w:b w:val="0"/>
+          <w:i w:val="0"/>
+          <w:color w:val="000000"/>
+          <w:sz w:val="24"/>
+        </w:rPr>
+        <w:hyperlink r:id="rId30" w:history="1">
+          <w:r>
+            <w:rPr>
+              <w:rStyle w:val="Hyperlink"/>
+            </w:rPr>
+            <w:t>th</w:t>
+          </w:r>
+        </w:hyperlink>
+      </w:r>
+      <w:r>
+        <w:rPr>
+          <w:rFonts w:ascii="Charis SIL Regular" w:hAnsi="Charis SIL Regular" w:eastAsia="Charis SIL Regular"/>
+          <w:b w:val="0"/>
+          <w:i w:val="0"/>
+          <w:color w:val="000000"/>
+          <w:sz w:val="24"/>
+        </w:rPr>
+        <w:hyperlink r:id="rId30" w:history="1">
+          <w:r>
+            <w:rPr>
+              <w:rStyle w:val="Hyperlink"/>
+            </w:rPr>
+            <w:t xml:space="preserve">e </w:t>
+          </w:r>
+        </w:hyperlink>
+      </w:r>
+      <w:r>
+        <w:rPr>
+          <w:rFonts w:ascii="Charis SIL Regular" w:hAnsi="Charis SIL Regular" w:eastAsia="Charis SIL Regular"/>
+          <w:b w:val="0"/>
+          <w:i w:val="0"/>
+          <w:color w:val="0000FF"/>
+          <w:sz w:val="24"/>
+          <w:u w:val="single"/>
+        </w:rPr>
+        <w:hyperlink r:id="rId30" w:history="1">
+          <w:r>
+            <w:rPr>
+              <w:rStyle w:val="Hyperlink"/>
+            </w:rPr>
+            <w:t>National</w:t>
+          </w:r>
+        </w:hyperlink>
+      </w:r>
+      <w:r>
+        <w:rPr>
+          <w:rFonts w:ascii="Charis SIL Regular" w:hAnsi="Charis SIL Regular" w:eastAsia="Charis SIL Regular"/>
+          <w:b w:val="0"/>
+          <w:i w:val="0"/>
+          <w:color w:val="0000FF"/>
+          <w:sz w:val="24"/>
+          <w:u w:val="single"/>
+        </w:rPr>
+        <w:t xml:space="preserve"> </w:t>
+      </w:r>
+      <w:r>
+        <w:rPr>
+          <w:rFonts w:ascii="Charis SIL Regular" w:hAnsi="Charis SIL Regular" w:eastAsia="Charis SIL Regular"/>
+          <w:b w:val="0"/>
+          <w:i w:val="0"/>
+          <w:color w:val="0000FF"/>
+          <w:sz w:val="24"/>
+          <w:u w:val="single"/>
+        </w:rPr>
         <w:hyperlink r:id="rId33" w:history="1">
           <w:r>
             <w:rPr>
               <w:rStyle w:val="Hyperlink"/>
             </w:rPr>
-            <w:t>Archive</w:t>
+            <w:t>A</w:t>
+          </w:r>
+        </w:hyperlink>
+      </w:r>
+      <w:r>
+        <w:rPr>
+          <w:rFonts w:ascii="Charis SIL Regular" w:hAnsi="Charis SIL Regular" w:eastAsia="Charis SIL Regular"/>
+          <w:b w:val="0"/>
+          <w:i w:val="0"/>
+          <w:color w:val="0000FF"/>
+          <w:sz w:val="24"/>
+          <w:u w:val="single"/>
+        </w:rPr>
+        <w:hyperlink r:id="rId31" w:history="1">
+          <w:r>
+            <w:rPr>
+              <w:rStyle w:val="Hyperlink"/>
+            </w:rPr>
+            <w:t>rchiv</w:t>
+          </w:r>
+        </w:hyperlink>
+      </w:r>
+      <w:r>
+        <w:rPr>
+          <w:rFonts w:ascii="Charis SIL Regular" w:hAnsi="Charis SIL Regular" w:eastAsia="Charis SIL Regular"/>
+          <w:b w:val="0"/>
+          <w:i w:val="0"/>
+          <w:color w:val="0000FF"/>
+          <w:sz w:val="24"/>
+          <w:u w:val="single"/>
+        </w:rPr>
+        <w:hyperlink r:id="rId31" w:history="1">
+          <w:r>
+            <w:rPr>
+              <w:rStyle w:val="Hyperlink"/>
+            </w:rPr>
+            <w:t>e</w:t>
           </w:r>
         </w:hyperlink>
       </w:r>
@@ -4650,12 +4921,12 @@
           <w:sz w:val="24"/>
           <w:u w:val="single"/>
         </w:rPr>
-        <w:hyperlink r:id="rId33" w:history="1">
+        <w:hyperlink r:id="rId31" w:history="1">
           <w:r>
             <w:rPr>
               <w:rStyle w:val="Hyperlink"/>
             </w:rPr>
-            <w:t>Sri</w:t>
+            <w:t>Cura</w:t>
           </w:r>
         </w:hyperlink>
       </w:r>
@@ -4668,36 +4939,107 @@
           <w:sz w:val="24"/>
           <w:u w:val="single"/>
         </w:rPr>
-        <w:t xml:space="preserve"> </w:t>
-      </w:r>
-      <w:r>
-        <w:rPr>
-          <w:rFonts w:ascii="Charis SIL Regular" w:hAnsi="Charis SIL Regular" w:eastAsia="Charis SIL Regular"/>
-          <w:b w:val="0"/>
-          <w:i w:val="0"/>
-          <w:color w:val="0000FF"/>
-          <w:sz w:val="24"/>
-          <w:u w:val="single"/>
-        </w:rPr>
-        <w:hyperlink r:id="rId33" w:history="1">
+        <w:hyperlink r:id="rId31" w:history="1">
           <w:r>
             <w:rPr>
               <w:rStyle w:val="Hyperlink"/>
             </w:rPr>
-            <w:t>L</w:t>
+            <w:t>çao</w:t>
           </w:r>
         </w:hyperlink>
       </w:r>
       <w:r>
         <w:rPr>
-          <w:rFonts w:ascii="Charis SIL Regular" w:hAnsi="Charis SIL Regular" w:eastAsia="Charis SIL Regular"/>
-          <w:b w:val="0"/>
-          <w:i w:val="0"/>
-          <w:color w:val="0000FF"/>
-          <w:sz w:val="24"/>
-          <w:u w:val="single"/>
-        </w:rPr>
-        <w:hyperlink r:id="rId33" w:history="1">
+          <w:u w:val="single" w:color="0000ff"/>
+          <w:rFonts w:ascii="Charis SIL Regular" w:hAnsi="Charis SIL Regular" w:eastAsia="Charis SIL Regular"/>
+          <w:b w:val="0"/>
+          <w:i w:val="0"/>
+          <w:color w:val="000000"/>
+          <w:sz w:val="24"/>
+        </w:rPr>
+        <w:hyperlink r:id="rId31" w:history="1">
+          <w:r>
+            <w:rPr>
+              <w:rStyle w:val="Hyperlink"/>
+            </w:rPr>
+            <w:t>. Vari</w:t>
+          </w:r>
+        </w:hyperlink>
+      </w:r>
+      <w:r>
+        <w:rPr>
+          <w:u w:val="single" w:color="0000ff"/>
+          <w:rFonts w:ascii="Charis SIL Regular" w:hAnsi="Charis SIL Regular" w:eastAsia="Charis SIL Regular"/>
+          <w:b w:val="0"/>
+          <w:i w:val="0"/>
+          <w:color w:val="000000"/>
+          <w:sz w:val="24"/>
+        </w:rPr>
+        <w:hyperlink r:id="rId31" w:history="1">
+          <w:r>
+            <w:rPr>
+              <w:rStyle w:val="Hyperlink"/>
+            </w:rPr>
+            <w:t>o</w:t>
+          </w:r>
+        </w:hyperlink>
+      </w:r>
+      <w:r>
+        <w:rPr>
+          <w:u w:val="single" w:color="0000ff"/>
+          <w:rFonts w:ascii="Charis SIL Regular" w:hAnsi="Charis SIL Regular" w:eastAsia="Charis SIL Regular"/>
+          <w:b w:val="0"/>
+          <w:i w:val="0"/>
+          <w:color w:val="000000"/>
+          <w:sz w:val="24"/>
+        </w:rPr>
+        <w:hyperlink r:id="rId31" w:history="1">
+          <w:r>
+            <w:rPr>
+              <w:rStyle w:val="Hyperlink"/>
+            </w:rPr>
+            <w:t>us archiv</w:t>
+          </w:r>
+        </w:hyperlink>
+      </w:r>
+      <w:r>
+        <w:rPr>
+          <w:rFonts w:ascii="Charis SIL Regular" w:hAnsi="Charis SIL Regular" w:eastAsia="Charis SIL Regular"/>
+          <w:b w:val="0"/>
+          <w:i w:val="0"/>
+          <w:color w:val="000000"/>
+          <w:sz w:val="24"/>
+        </w:rPr>
+        <w:t xml:space="preserve">es in </w:t>
+      </w:r>
+      <w:r>
+        <w:rPr>
+          <w:u w:val="single" w:color="0000ff"/>
+          <w:rFonts w:ascii="Charis SIL Regular" w:hAnsi="Charis SIL Regular" w:eastAsia="Charis SIL Regular"/>
+          <w:b w:val="0"/>
+          <w:i w:val="0"/>
+          <w:color w:val="000000"/>
+          <w:sz w:val="24"/>
+        </w:rPr>
+        <w:hyperlink r:id="rId32" w:history="1">
+          <w:r>
+            <w:rPr>
+              <w:rStyle w:val="Hyperlink"/>
+            </w:rPr>
+            <w:t>Indonesi</w:t>
+          </w:r>
+        </w:hyperlink>
+      </w:r>
+      <w:r>
+        <w:rPr>
+          <w:u w:val="single" w:color="0000ff"/>
+          <w:rFonts w:ascii="Charis SIL Regular" w:hAnsi="Charis SIL Regular" w:eastAsia="Charis SIL Regular"/>
+          <w:b w:val="0"/>
+          <w:i w:val="0"/>
+          <w:color w:val="000000"/>
+          <w:sz w:val="24"/>
+        </w:rPr>
+        <w:hyperlink r:id="rId32" w:history="1">
           <w:r>
             <w:rPr>
               <w:rStyle w:val="Hyperlink"/>
@@ -4708,19 +5050,19 @@
       </w:r>
       <w:r>
         <w:rPr>
-          <w:rFonts w:ascii="Charis SIL Regular" w:hAnsi="Charis SIL Regular" w:eastAsia="Charis SIL Regular"/>
-          <w:b w:val="0"/>
-          <w:i w:val="0"/>
-          <w:color w:val="0000FF"/>
-          <w:sz w:val="24"/>
-          <w:u w:val="single"/>
-        </w:rPr>
-        <w:hyperlink r:id="rId33" w:history="1">
+          <w:u w:val="single" w:color="0000ff"/>
+          <w:rFonts w:ascii="Charis SIL Regular" w:hAnsi="Charis SIL Regular" w:eastAsia="Charis SIL Regular"/>
+          <w:b w:val="0"/>
+          <w:i w:val="0"/>
+          <w:color w:val="000000"/>
+          <w:sz w:val="24"/>
+        </w:rPr>
+        <w:hyperlink r:id="rId32" w:history="1">
           <w:r>
             <w:rPr>
               <w:rStyle w:val="Hyperlink"/>
             </w:rPr>
-            <w:t>nka</w:t>
+            <w:t xml:space="preserve"> can be </w:t>
           </w:r>
         </w:hyperlink>
       </w:r>
@@ -4733,12 +5075,12 @@
           <w:color w:val="000000"/>
           <w:sz w:val="24"/>
         </w:rPr>
-        <w:hyperlink r:id="rId31" w:history="1">
+        <w:hyperlink r:id="rId32" w:history="1">
           <w:r>
             <w:rPr>
               <w:rStyle w:val="Hyperlink"/>
             </w:rPr>
-            <w:t xml:space="preserve"> and</w:t>
+            <w:t>a</w:t>
           </w:r>
         </w:hyperlink>
       </w:r>
@@ -4751,118 +5093,43 @@
           <w:color w:val="000000"/>
           <w:sz w:val="24"/>
         </w:rPr>
-        <w:t xml:space="preserve"> </w:t>
-      </w:r>
-      <w:r>
-        <w:rPr>
-          <w:u w:val="single" w:color="0000ff"/>
-          <w:rFonts w:ascii="Charis SIL Regular" w:hAnsi="Charis SIL Regular" w:eastAsia="Charis SIL Regular"/>
-          <w:b w:val="0"/>
-          <w:i w:val="0"/>
-          <w:color w:val="000000"/>
-          <w:sz w:val="24"/>
-        </w:rPr>
-        <w:hyperlink r:id="rId31" w:history="1">
+        <w:hyperlink r:id="rId32" w:history="1">
           <w:r>
             <w:rPr>
               <w:rStyle w:val="Hyperlink"/>
             </w:rPr>
-            <w:t>th</w:t>
+            <w:t>cc</w:t>
           </w:r>
         </w:hyperlink>
       </w:r>
       <w:r>
         <w:rPr>
+          <w:u w:val="single" w:color="0000ff"/>
           <w:rFonts w:ascii="Charis SIL Regular" w:hAnsi="Charis SIL Regular" w:eastAsia="Charis SIL Regular"/>
           <w:b w:val="0"/>
           <w:i w:val="0"/>
           <w:color w:val="000000"/>
           <w:sz w:val="24"/>
         </w:rPr>
-        <w:hyperlink r:id="rId31" w:history="1">
+        <w:hyperlink r:id="rId32" w:history="1">
           <w:r>
             <w:rPr>
               <w:rStyle w:val="Hyperlink"/>
             </w:rPr>
-            <w:t xml:space="preserve">e </w:t>
+            <w:t>ess</w:t>
           </w:r>
         </w:hyperlink>
       </w:r>
       <w:r>
         <w:rPr>
-          <w:rFonts w:ascii="Charis SIL Regular" w:hAnsi="Charis SIL Regular" w:eastAsia="Charis SIL Regular"/>
-          <w:b w:val="0"/>
-          <w:i w:val="0"/>
-          <w:color w:val="0000FF"/>
-          <w:sz w:val="24"/>
-          <w:u w:val="single"/>
-        </w:rPr>
-        <w:hyperlink r:id="rId34" w:history="1">
-          <w:r>
-            <w:rPr>
-              <w:rStyle w:val="Hyperlink"/>
-            </w:rPr>
-            <w:t>National</w:t>
-          </w:r>
-        </w:hyperlink>
-      </w:r>
-      <w:r>
-        <w:rPr>
-          <w:rFonts w:ascii="Charis SIL Regular" w:hAnsi="Charis SIL Regular" w:eastAsia="Charis SIL Regular"/>
-          <w:b w:val="0"/>
-          <w:i w:val="0"/>
-          <w:color w:val="0000FF"/>
-          <w:sz w:val="24"/>
-          <w:u w:val="single"/>
-        </w:rPr>
-        <w:t xml:space="preserve"> </w:t>
-      </w:r>
-      <w:r>
-        <w:rPr>
-          <w:rFonts w:ascii="Charis SIL Regular" w:hAnsi="Charis SIL Regular" w:eastAsia="Charis SIL Regular"/>
-          <w:b w:val="0"/>
-          <w:i w:val="0"/>
-          <w:color w:val="0000FF"/>
-          <w:sz w:val="24"/>
-          <w:u w:val="single"/>
-        </w:rPr>
-        <w:hyperlink r:id="rId34" w:history="1">
-          <w:r>
-            <w:rPr>
-              <w:rStyle w:val="Hyperlink"/>
-            </w:rPr>
-            <w:t>A</w:t>
-          </w:r>
-        </w:hyperlink>
-      </w:r>
-      <w:r>
-        <w:rPr>
-          <w:rFonts w:ascii="Charis SIL Regular" w:hAnsi="Charis SIL Regular" w:eastAsia="Charis SIL Regular"/>
-          <w:b w:val="0"/>
-          <w:i w:val="0"/>
-          <w:color w:val="0000FF"/>
-          <w:sz w:val="24"/>
-          <w:u w:val="single"/>
-        </w:rPr>
-        <w:hyperlink r:id="rId34" w:history="1">
-          <w:r>
-            <w:rPr>
-              <w:rStyle w:val="Hyperlink"/>
-            </w:rPr>
-            <w:t>rchiv</w:t>
-          </w:r>
-        </w:hyperlink>
-      </w:r>
-      <w:r>
-        <w:rPr>
-          <w:rFonts w:ascii="Charis SIL Regular" w:hAnsi="Charis SIL Regular" w:eastAsia="Charis SIL Regular"/>
-          <w:b w:val="0"/>
-          <w:i w:val="0"/>
-          <w:color w:val="0000FF"/>
-          <w:sz w:val="24"/>
-          <w:u w:val="single"/>
-        </w:rPr>
-        <w:hyperlink r:id="rId34" w:history="1">
+          <w:u w:val="single" w:color="0000ff"/>
+          <w:rFonts w:ascii="Charis SIL Regular" w:hAnsi="Charis SIL Regular" w:eastAsia="Charis SIL Regular"/>
+          <w:b w:val="0"/>
+          <w:i w:val="0"/>
+          <w:color w:val="000000"/>
+          <w:sz w:val="24"/>
+        </w:rPr>
+        <w:hyperlink r:id="rId32" w:history="1">
           <w:r>
             <w:rPr>
               <w:rStyle w:val="Hyperlink"/>
@@ -4873,100 +5140,6 @@
       </w:r>
       <w:r>
         <w:rPr>
-          <w:rFonts w:ascii="Charis SIL Regular" w:hAnsi="Charis SIL Regular" w:eastAsia="Charis SIL Regular"/>
-          <w:b w:val="0"/>
-          <w:i w:val="0"/>
-          <w:color w:val="0000FF"/>
-          <w:sz w:val="24"/>
-          <w:u w:val="single"/>
-        </w:rPr>
-        <w:hyperlink r:id="rId34" w:history="1">
-          <w:r>
-            <w:rPr>
-              <w:rStyle w:val="Hyperlink"/>
-            </w:rPr>
-            <w:t>s</w:t>
-          </w:r>
-        </w:hyperlink>
-      </w:r>
-      <w:r>
-        <w:rPr>
-          <w:rFonts w:ascii="Charis SIL Regular" w:hAnsi="Charis SIL Regular" w:eastAsia="Charis SIL Regular"/>
-          <w:b w:val="0"/>
-          <w:i w:val="0"/>
-          <w:color w:val="0000FF"/>
-          <w:sz w:val="24"/>
-          <w:u w:val="single"/>
-        </w:rPr>
-        <w:t xml:space="preserve"> </w:t>
-      </w:r>
-      <w:r>
-        <w:rPr>
-          <w:rFonts w:ascii="Charis SIL Regular" w:hAnsi="Charis SIL Regular" w:eastAsia="Charis SIL Regular"/>
-          <w:b w:val="0"/>
-          <w:i w:val="0"/>
-          <w:color w:val="0000FF"/>
-          <w:sz w:val="24"/>
-          <w:u w:val="single"/>
-        </w:rPr>
-        <w:hyperlink r:id="rId34" w:history="1">
-          <w:r>
-            <w:rPr>
-              <w:rStyle w:val="Hyperlink"/>
-            </w:rPr>
-            <w:t>of</w:t>
-          </w:r>
-        </w:hyperlink>
-      </w:r>
-      <w:r>
-        <w:rPr>
-          <w:rFonts w:ascii="Charis SIL Regular" w:hAnsi="Charis SIL Regular" w:eastAsia="Charis SIL Regular"/>
-          <w:b w:val="0"/>
-          <w:i w:val="0"/>
-          <w:color w:val="0000FF"/>
-          <w:sz w:val="24"/>
-          <w:u w:val="single"/>
-        </w:rPr>
-        <w:t xml:space="preserve"> </w:t>
-      </w:r>
-      <w:r>
-        <w:rPr>
-          <w:rFonts w:ascii="Charis SIL Regular" w:hAnsi="Charis SIL Regular" w:eastAsia="Charis SIL Regular"/>
-          <w:b w:val="0"/>
-          <w:i w:val="0"/>
-          <w:color w:val="0000FF"/>
-          <w:sz w:val="24"/>
-          <w:u w:val="single"/>
-        </w:rPr>
-        <w:hyperlink r:id="rId34" w:history="1">
-          <w:r>
-            <w:rPr>
-              <w:rStyle w:val="Hyperlink"/>
-            </w:rPr>
-            <w:t>Cura</w:t>
-          </w:r>
-        </w:hyperlink>
-      </w:r>
-      <w:r>
-        <w:rPr>
-          <w:rFonts w:ascii="Charis SIL Regular" w:hAnsi="Charis SIL Regular" w:eastAsia="Charis SIL Regular"/>
-          <w:b w:val="0"/>
-          <w:i w:val="0"/>
-          <w:color w:val="0000FF"/>
-          <w:sz w:val="24"/>
-          <w:u w:val="single"/>
-        </w:rPr>
-        <w:hyperlink r:id="rId34" w:history="1">
-          <w:r>
-            <w:rPr>
-              <w:rStyle w:val="Hyperlink"/>
-            </w:rPr>
-            <w:t>çao</w:t>
-          </w:r>
-        </w:hyperlink>
-      </w:r>
-      <w:r>
-        <w:rPr>
           <w:u w:val="single" w:color="0000ff"/>
           <w:rFonts w:ascii="Charis SIL Regular" w:hAnsi="Charis SIL Regular" w:eastAsia="Charis SIL Regular"/>
           <w:b w:val="0"/>
@@ -4975,196 +5148,6 @@
           <w:sz w:val="24"/>
         </w:rPr>
         <w:hyperlink r:id="rId32" w:history="1">
-          <w:r>
-            <w:rPr>
-              <w:rStyle w:val="Hyperlink"/>
-            </w:rPr>
-            <w:t>. Vari</w:t>
-          </w:r>
-        </w:hyperlink>
-      </w:r>
-      <w:r>
-        <w:rPr>
-          <w:u w:val="single" w:color="0000ff"/>
-          <w:rFonts w:ascii="Charis SIL Regular" w:hAnsi="Charis SIL Regular" w:eastAsia="Charis SIL Regular"/>
-          <w:b w:val="0"/>
-          <w:i w:val="0"/>
-          <w:color w:val="000000"/>
-          <w:sz w:val="24"/>
-        </w:rPr>
-        <w:hyperlink r:id="rId32" w:history="1">
-          <w:r>
-            <w:rPr>
-              <w:rStyle w:val="Hyperlink"/>
-            </w:rPr>
-            <w:t>o</w:t>
-          </w:r>
-        </w:hyperlink>
-      </w:r>
-      <w:r>
-        <w:rPr>
-          <w:u w:val="single" w:color="0000ff"/>
-          <w:rFonts w:ascii="Charis SIL Regular" w:hAnsi="Charis SIL Regular" w:eastAsia="Charis SIL Regular"/>
-          <w:b w:val="0"/>
-          <w:i w:val="0"/>
-          <w:color w:val="000000"/>
-          <w:sz w:val="24"/>
-        </w:rPr>
-        <w:hyperlink r:id="rId32" w:history="1">
-          <w:r>
-            <w:rPr>
-              <w:rStyle w:val="Hyperlink"/>
-            </w:rPr>
-            <w:t>us archiv</w:t>
-          </w:r>
-        </w:hyperlink>
-      </w:r>
-      <w:r>
-        <w:rPr>
-          <w:rFonts w:ascii="Charis SIL Regular" w:hAnsi="Charis SIL Regular" w:eastAsia="Charis SIL Regular"/>
-          <w:b w:val="0"/>
-          <w:i w:val="0"/>
-          <w:color w:val="000000"/>
-          <w:sz w:val="24"/>
-        </w:rPr>
-        <w:t xml:space="preserve">es in </w:t>
-      </w:r>
-      <w:r>
-        <w:rPr>
-          <w:u w:val="single" w:color="0000ff"/>
-          <w:rFonts w:ascii="Charis SIL Regular" w:hAnsi="Charis SIL Regular" w:eastAsia="Charis SIL Regular"/>
-          <w:b w:val="0"/>
-          <w:i w:val="0"/>
-          <w:color w:val="000000"/>
-          <w:sz w:val="24"/>
-        </w:rPr>
-        <w:hyperlink r:id="rId33" w:history="1">
-          <w:r>
-            <w:rPr>
-              <w:rStyle w:val="Hyperlink"/>
-            </w:rPr>
-            <w:t>Indonesi</w:t>
-          </w:r>
-        </w:hyperlink>
-      </w:r>
-      <w:r>
-        <w:rPr>
-          <w:u w:val="single" w:color="0000ff"/>
-          <w:rFonts w:ascii="Charis SIL Regular" w:hAnsi="Charis SIL Regular" w:eastAsia="Charis SIL Regular"/>
-          <w:b w:val="0"/>
-          <w:i w:val="0"/>
-          <w:color w:val="000000"/>
-          <w:sz w:val="24"/>
-        </w:rPr>
-        <w:hyperlink r:id="rId33" w:history="1">
-          <w:r>
-            <w:rPr>
-              <w:rStyle w:val="Hyperlink"/>
-            </w:rPr>
-            <w:t>a</w:t>
-          </w:r>
-        </w:hyperlink>
-      </w:r>
-      <w:r>
-        <w:rPr>
-          <w:u w:val="single" w:color="0000ff"/>
-          <w:rFonts w:ascii="Charis SIL Regular" w:hAnsi="Charis SIL Regular" w:eastAsia="Charis SIL Regular"/>
-          <w:b w:val="0"/>
-          <w:i w:val="0"/>
-          <w:color w:val="000000"/>
-          <w:sz w:val="24"/>
-        </w:rPr>
-        <w:hyperlink r:id="rId33" w:history="1">
-          <w:r>
-            <w:rPr>
-              <w:rStyle w:val="Hyperlink"/>
-            </w:rPr>
-            <w:t xml:space="preserve"> can be </w:t>
-          </w:r>
-        </w:hyperlink>
-      </w:r>
-      <w:r>
-        <w:rPr>
-          <w:u w:val="single" w:color="0000ff"/>
-          <w:rFonts w:ascii="Charis SIL Regular" w:hAnsi="Charis SIL Regular" w:eastAsia="Charis SIL Regular"/>
-          <w:b w:val="0"/>
-          <w:i w:val="0"/>
-          <w:color w:val="000000"/>
-          <w:sz w:val="24"/>
-        </w:rPr>
-        <w:hyperlink r:id="rId33" w:history="1">
-          <w:r>
-            <w:rPr>
-              <w:rStyle w:val="Hyperlink"/>
-            </w:rPr>
-            <w:t>a</w:t>
-          </w:r>
-        </w:hyperlink>
-      </w:r>
-      <w:r>
-        <w:rPr>
-          <w:u w:val="single" w:color="0000ff"/>
-          <w:rFonts w:ascii="Charis SIL Regular" w:hAnsi="Charis SIL Regular" w:eastAsia="Charis SIL Regular"/>
-          <w:b w:val="0"/>
-          <w:i w:val="0"/>
-          <w:color w:val="000000"/>
-          <w:sz w:val="24"/>
-        </w:rPr>
-        <w:hyperlink r:id="rId33" w:history="1">
-          <w:r>
-            <w:rPr>
-              <w:rStyle w:val="Hyperlink"/>
-            </w:rPr>
-            <w:t>cc</w:t>
-          </w:r>
-        </w:hyperlink>
-      </w:r>
-      <w:r>
-        <w:rPr>
-          <w:u w:val="single" w:color="0000ff"/>
-          <w:rFonts w:ascii="Charis SIL Regular" w:hAnsi="Charis SIL Regular" w:eastAsia="Charis SIL Regular"/>
-          <w:b w:val="0"/>
-          <w:i w:val="0"/>
-          <w:color w:val="000000"/>
-          <w:sz w:val="24"/>
-        </w:rPr>
-        <w:hyperlink r:id="rId33" w:history="1">
-          <w:r>
-            <w:rPr>
-              <w:rStyle w:val="Hyperlink"/>
-            </w:rPr>
-            <w:t>ess</w:t>
-          </w:r>
-        </w:hyperlink>
-      </w:r>
-      <w:r>
-        <w:rPr>
-          <w:u w:val="single" w:color="0000ff"/>
-          <w:rFonts w:ascii="Charis SIL Regular" w:hAnsi="Charis SIL Regular" w:eastAsia="Charis SIL Regular"/>
-          <w:b w:val="0"/>
-          <w:i w:val="0"/>
-          <w:color w:val="000000"/>
-          <w:sz w:val="24"/>
-        </w:rPr>
-        <w:hyperlink r:id="rId33" w:history="1">
-          <w:r>
-            <w:rPr>
-              <w:rStyle w:val="Hyperlink"/>
-            </w:rPr>
-            <w:t>e</w:t>
-          </w:r>
-        </w:hyperlink>
-      </w:r>
-      <w:r>
-        <w:rPr>
-          <w:u w:val="single" w:color="0000ff"/>
-          <w:rFonts w:ascii="Charis SIL Regular" w:hAnsi="Charis SIL Regular" w:eastAsia="Charis SIL Regular"/>
-          <w:b w:val="0"/>
-          <w:i w:val="0"/>
-          <w:color w:val="000000"/>
-          <w:sz w:val="24"/>
-        </w:rPr>
-        <w:hyperlink r:id="rId33" w:history="1">
           <w:r>
             <w:rPr>
               <w:rStyle w:val="Hyperlink"/>
@@ -5192,7 +5175,7 @@
           <w:sz w:val="24"/>
           <w:u w:val="single"/>
         </w:rPr>
-        <w:hyperlink r:id="rId35" w:history="1">
+        <w:hyperlink r:id="rId34" w:history="1">
           <w:r>
             <w:rPr>
               <w:rStyle w:val="Hyperlink"/>
@@ -5210,7 +5193,7 @@
           <w:color w:val="000000"/>
           <w:sz w:val="24"/>
         </w:rPr>
-        <w:hyperlink r:id="rId34" w:history="1">
+        <w:hyperlink r:id="rId33" w:history="1">
           <w:r>
             <w:rPr>
               <w:rStyle w:val="Hyperlink"/>
@@ -5248,7 +5231,7 @@
           <w:sz w:val="24"/>
           <w:u w:val="single"/>
         </w:rPr>
-        <w:hyperlink r:id="rId36" w:history="1">
+        <w:hyperlink r:id="rId35" w:history="1">
           <w:r>
             <w:rPr>
               <w:rStyle w:val="Hyperlink"/>
@@ -5277,7 +5260,7 @@
           <w:sz w:val="24"/>
           <w:u w:val="single"/>
         </w:rPr>
-        <w:hyperlink r:id="rId36" w:history="1">
+        <w:hyperlink r:id="rId35" w:history="1">
           <w:r>
             <w:rPr>
               <w:rStyle w:val="Hyperlink"/>
@@ -5306,7 +5289,7 @@
           <w:sz w:val="24"/>
           <w:u w:val="single"/>
         </w:rPr>
-        <w:hyperlink r:id="rId36" w:history="1">
+        <w:hyperlink r:id="rId35" w:history="1">
           <w:r>
             <w:rPr>
               <w:rStyle w:val="Hyperlink"/>
@@ -5335,7 +5318,7 @@
           <w:sz w:val="24"/>
           <w:u w:val="single"/>
         </w:rPr>
-        <w:hyperlink r:id="rId36" w:history="1">
+        <w:hyperlink r:id="rId35" w:history="1">
           <w:r>
             <w:rPr>
               <w:rStyle w:val="Hyperlink"/>
@@ -5364,7 +5347,7 @@
           <w:sz w:val="24"/>
           <w:u w:val="single"/>
         </w:rPr>
-        <w:hyperlink r:id="rId36" w:history="1">
+        <w:hyperlink r:id="rId35" w:history="1">
           <w:r>
             <w:rPr>
               <w:rStyle w:val="Hyperlink"/>
@@ -5393,7 +5376,7 @@
           <w:sz w:val="24"/>
           <w:u w:val="single"/>
         </w:rPr>
-        <w:hyperlink r:id="rId36" w:history="1">
+        <w:hyperlink r:id="rId35" w:history="1">
           <w:r>
             <w:rPr>
               <w:rStyle w:val="Hyperlink"/>
@@ -5421,7 +5404,7 @@
           <w:color w:val="000000"/>
           <w:sz w:val="24"/>
         </w:rPr>
-        <w:hyperlink r:id="rId36" w:history="1">
+        <w:hyperlink r:id="rId35" w:history="1">
           <w:r>
             <w:rPr>
               <w:rStyle w:val="Hyperlink"/>
@@ -5439,7 +5422,7 @@
           <w:color w:val="000000"/>
           <w:sz w:val="24"/>
         </w:rPr>
-        <w:hyperlink r:id="rId36" w:history="1">
+        <w:hyperlink r:id="rId35" w:history="1">
           <w:r>
             <w:rPr>
               <w:rStyle w:val="Hyperlink"/>
@@ -5457,7 +5440,7 @@
           <w:color w:val="000000"/>
           <w:sz w:val="24"/>
         </w:rPr>
-        <w:hyperlink r:id="rId36" w:history="1">
+        <w:hyperlink r:id="rId35" w:history="1">
           <w:r>
             <w:rPr>
               <w:rStyle w:val="Hyperlink"/>
@@ -5475,7 +5458,7 @@
           <w:color w:val="000000"/>
           <w:sz w:val="24"/>
         </w:rPr>
-        <w:hyperlink r:id="rId36" w:history="1">
+        <w:hyperlink r:id="rId35" w:history="1">
           <w:r>
             <w:rPr>
               <w:rStyle w:val="Hyperlink"/>
@@ -5504,7 +5487,7 @@
           <w:color w:val="000000"/>
           <w:sz w:val="24"/>
         </w:rPr>
-        <w:hyperlink r:id="rId36" w:history="1">
+        <w:hyperlink r:id="rId35" w:history="1">
           <w:r>
             <w:rPr>
               <w:rStyle w:val="Hyperlink"/>
@@ -5522,7 +5505,7 @@
           <w:color w:val="000000"/>
           <w:sz w:val="24"/>
         </w:rPr>
-        <w:hyperlink r:id="rId36" w:history="1">
+        <w:hyperlink r:id="rId35" w:history="1">
           <w:r>
             <w:rPr>
               <w:rStyle w:val="Hyperlink"/>
@@ -5540,7 +5523,7 @@
           <w:color w:val="000000"/>
           <w:sz w:val="24"/>
         </w:rPr>
-        <w:hyperlink r:id="rId36" w:history="1">
+        <w:hyperlink r:id="rId35" w:history="1">
           <w:r>
             <w:rPr>
               <w:rStyle w:val="Hyperlink"/>
@@ -5558,7 +5541,7 @@
           <w:color w:val="000000"/>
           <w:sz w:val="24"/>
         </w:rPr>
-        <w:hyperlink r:id="rId36" w:history="1">
+        <w:hyperlink r:id="rId35" w:history="1">
           <w:r>
             <w:rPr>
               <w:rStyle w:val="Hyperlink"/>
@@ -5656,7 +5639,7 @@
           <w:sz w:val="24"/>
           <w:u w:val="single"/>
         </w:rPr>
-        <w:hyperlink r:id="rId37" w:history="1">
+        <w:hyperlink r:id="rId36" w:history="1">
           <w:r>
             <w:rPr>
               <w:rStyle w:val="Hyperlink"/>
@@ -5684,7 +5667,7 @@
           <w:sz w:val="24"/>
           <w:u w:val="single"/>
         </w:rPr>
-        <w:hyperlink r:id="rId38" w:history="1">
+        <w:hyperlink r:id="rId37" w:history="1">
           <w:r>
             <w:rPr>
               <w:rStyle w:val="Hyperlink"/>
@@ -5713,7 +5696,7 @@
           <w:sz w:val="24"/>
           <w:u w:val="single"/>
         </w:rPr>
-        <w:hyperlink r:id="rId38" w:history="1">
+        <w:hyperlink r:id="rId37" w:history="1">
           <w:r>
             <w:rPr>
               <w:rStyle w:val="Hyperlink"/>
@@ -5742,7 +5725,7 @@
           <w:sz w:val="24"/>
           <w:u w:val="single"/>
         </w:rPr>
-        <w:hyperlink r:id="rId38" w:history="1">
+        <w:hyperlink r:id="rId37" w:history="1">
           <w:r>
             <w:rPr>
               <w:rStyle w:val="Hyperlink"/>
@@ -5789,7 +5772,7 @@
           <w:sz w:val="24"/>
           <w:u w:val="single"/>
         </w:rPr>
-        <w:hyperlink r:id="rId38" w:history="1">
+        <w:hyperlink r:id="rId37" w:history="1">
           <w:r>
             <w:rPr>
               <w:rStyle w:val="Hyperlink"/>
@@ -5817,7 +5800,7 @@
           <w:sz w:val="24"/>
           <w:u w:val="single"/>
         </w:rPr>
-        <w:hyperlink r:id="rId39" w:history="1">
+        <w:hyperlink r:id="rId38" w:history="1">
           <w:r>
             <w:rPr>
               <w:rStyle w:val="Hyperlink"/>
@@ -5846,7 +5829,7 @@
           <w:sz w:val="24"/>
           <w:u w:val="single"/>
         </w:rPr>
-        <w:hyperlink r:id="rId39" w:history="1">
+        <w:hyperlink r:id="rId38" w:history="1">
           <w:r>
             <w:rPr>
               <w:rStyle w:val="Hyperlink"/>
@@ -5875,7 +5858,7 @@
           <w:sz w:val="24"/>
           <w:u w:val="single"/>
         </w:rPr>
-        <w:hyperlink r:id="rId39" w:history="1">
+        <w:hyperlink r:id="rId38" w:history="1">
           <w:r>
             <w:rPr>
               <w:rStyle w:val="Hyperlink"/>
@@ -5904,7 +5887,7 @@
           <w:sz w:val="24"/>
           <w:u w:val="single"/>
         </w:rPr>
-        <w:hyperlink r:id="rId39" w:history="1">
+        <w:hyperlink r:id="rId38" w:history="1">
           <w:r>
             <w:rPr>
               <w:rStyle w:val="Hyperlink"/>
@@ -5942,7 +5925,7 @@
           <w:sz w:val="24"/>
           <w:u w:val="single"/>
         </w:rPr>
-        <w:hyperlink r:id="rId40" w:history="1">
+        <w:hyperlink r:id="rId37" w:history="1">
           <w:r>
             <w:rPr>
               <w:rStyle w:val="Hyperlink"/>
@@ -5960,7 +5943,7 @@
           <w:color w:val="000000"/>
           <w:sz w:val="24"/>
         </w:rPr>
-        <w:hyperlink r:id="rId38" w:history="1">
+        <w:hyperlink r:id="rId37" w:history="1">
           <w:r>
             <w:rPr>
               <w:rStyle w:val="Hyperlink"/>
@@ -5988,7 +5971,7 @@
           <w:color w:val="000000"/>
           <w:sz w:val="24"/>
         </w:rPr>
-        <w:hyperlink r:id="rId39" w:history="1">
+        <w:hyperlink r:id="rId38" w:history="1">
           <w:r>
             <w:rPr>
               <w:rStyle w:val="Hyperlink"/>
@@ -6017,7 +6000,7 @@
           <w:color w:val="000000"/>
           <w:sz w:val="24"/>
         </w:rPr>
-        <w:hyperlink r:id="rId39" w:history="1">
+        <w:hyperlink r:id="rId38" w:history="1">
           <w:r>
             <w:rPr>
               <w:rStyle w:val="Hyperlink"/>
@@ -6035,7 +6018,7 @@
           <w:color w:val="000000"/>
           <w:sz w:val="24"/>
         </w:rPr>
-        <w:hyperlink r:id="rId39" w:history="1">
+        <w:hyperlink r:id="rId38" w:history="1">
           <w:r>
             <w:rPr>
               <w:rStyle w:val="Hyperlink"/>
@@ -6053,7 +6036,7 @@
           <w:color w:val="000000"/>
           <w:sz w:val="24"/>
         </w:rPr>
-        <w:hyperlink r:id="rId39" w:history="1">
+        <w:hyperlink r:id="rId38" w:history="1">
           <w:r>
             <w:rPr>
               <w:rStyle w:val="Hyperlink"/>
@@ -6071,7 +6054,7 @@
           <w:color w:val="000000"/>
           <w:sz w:val="24"/>
         </w:rPr>
-        <w:hyperlink r:id="rId39" w:history="1">
+        <w:hyperlink r:id="rId38" w:history="1">
           <w:r>
             <w:rPr>
               <w:rStyle w:val="Hyperlink"/>
@@ -6089,7 +6072,7 @@
           <w:color w:val="000000"/>
           <w:sz w:val="24"/>
         </w:rPr>
-        <w:hyperlink r:id="rId39" w:history="1">
+        <w:hyperlink r:id="rId38" w:history="1">
           <w:r>
             <w:rPr>
               <w:rStyle w:val="Hyperlink"/>
@@ -6138,7 +6121,7 @@
           <w:color w:val="000000"/>
           <w:sz w:val="24"/>
         </w:rPr>
-        <w:hyperlink r:id="rId40" w:history="1">
+        <w:hyperlink r:id="rId39" w:history="1">
           <w:r>
             <w:rPr>
               <w:rStyle w:val="Hyperlink"/>
